--- a/LabTP1/L1_TP_Șoimaru Gabriel_SI-264.docx
+++ b/LabTP1/L1_TP_Șoimaru Gabriel_SI-264.docx
@@ -1309,17 +1309,7 @@
           <w:szCs w:val="28"/>
           <w:lang w:val="ro-RO"/>
         </w:rPr>
-        <w:t xml:space="preserve">3. </w:t>
-      </w:r>
-      <w:r>
-        <w:rPr>
-          <w:b/>
-          <w:bCs/>
-          <w:sz w:val="28"/>
-          <w:szCs w:val="28"/>
-          <w:lang w:val="ro-RO"/>
-        </w:rPr>
-        <w:t>Importarea mașinilor virtuale în VirtualBox.</w:t>
+        <w:t>3. Importarea mașinilor virtuale în VirtualBox.</w:t>
       </w:r>
     </w:p>
     <w:p>
@@ -1644,17 +1634,7 @@
           <w:lang w:val="ro-RO"/>
         </w:rPr>
         <w:lastRenderedPageBreak/>
-        <w:t xml:space="preserve">4. </w:t>
-      </w:r>
-      <w:r>
-        <w:rPr>
-          <w:b/>
-          <w:bCs/>
-          <w:sz w:val="28"/>
-          <w:szCs w:val="28"/>
-          <w:lang w:val="ro-RO"/>
-        </w:rPr>
-        <w:t xml:space="preserve">Configurarea rețelei de tip </w:t>
+        <w:t xml:space="preserve">4. Configurarea rețelei de tip </w:t>
       </w:r>
       <w:r>
         <w:rPr>
@@ -1858,17 +1838,7 @@
           <w:szCs w:val="28"/>
           <w:lang w:val="ro-RO"/>
         </w:rPr>
-        <w:t xml:space="preserve">5. </w:t>
-      </w:r>
-      <w:r>
-        <w:rPr>
-          <w:b/>
-          <w:bCs/>
-          <w:sz w:val="28"/>
-          <w:szCs w:val="28"/>
-          <w:lang w:val="ro-RO"/>
-        </w:rPr>
-        <w:t xml:space="preserve">Verificarea conexiunii dintre mașini prin comanda </w:t>
+        <w:t xml:space="preserve">5. Verificarea conexiunii dintre mașini prin comanda </w:t>
       </w:r>
       <w:r>
         <w:rPr>
@@ -2204,6 +2174,7 @@
         </w:rPr>
         <w:t xml:space="preserve"> </w:t>
       </w:r>
+      <w:proofErr w:type="spellStart"/>
       <w:r>
         <w:rPr>
           <w:sz w:val="28"/>
@@ -2213,6 +2184,7 @@
         </w:rPr>
         <w:t>Intnet</w:t>
       </w:r>
+      <w:proofErr w:type="spellEnd"/>
       <w:r>
         <w:rPr>
           <w:sz w:val="28"/>
@@ -2654,7 +2626,24 @@
           <w:szCs w:val="28"/>
           <w:highlight w:val="lightGray"/>
         </w:rPr>
-        <w:t xml:space="preserve">  connection.autoconnect-priority</w:t>
+        <w:t xml:space="preserve">  connection.autoconnect-</w:t>
+      </w:r>
+      <w:r>
+        <w:rPr>
+          <w:sz w:val="28"/>
+          <w:szCs w:val="28"/>
+          <w:highlight w:val="lightGray"/>
+        </w:rPr>
+        <w:t>priority</w:t>
+      </w:r>
+      <w:r>
+        <w:rPr>
+          <w:sz w:val="28"/>
+          <w:szCs w:val="28"/>
+          <w:highlight w:val="lightGray"/>
+          <w:lang w:val="ro-RO"/>
+        </w:rPr>
+        <w:t xml:space="preserve"> 100</w:t>
       </w:r>
       <w:r>
         <w:rPr>
@@ -2696,7 +2685,7 @@
           <w:szCs w:val="28"/>
           <w:highlight w:val="lightGray"/>
         </w:rPr>
-        <w:t>100 sudo nmcli con up</w:t>
+        <w:t>sudo nmcli con up</w:t>
       </w:r>
       <w:r>
         <w:rPr>
@@ -3982,13 +3971,23 @@
           <w:lang w:val="ro-RO"/>
         </w:rPr>
       </w:pPr>
-      <w:r>
-        <w:rPr>
-          <w:sz w:val="28"/>
-          <w:szCs w:val="28"/>
-          <w:lang w:val="ro-RO"/>
-        </w:rPr>
-        <w:t xml:space="preserve">Kali </w:t>
+      <w:proofErr w:type="spellStart"/>
+      <w:r>
+        <w:rPr>
+          <w:sz w:val="28"/>
+          <w:szCs w:val="28"/>
+          <w:lang w:val="ro-RO"/>
+        </w:rPr>
+        <w:t>Kali</w:t>
+      </w:r>
+      <w:proofErr w:type="spellEnd"/>
+      <w:r>
+        <w:rPr>
+          <w:sz w:val="28"/>
+          <w:szCs w:val="28"/>
+          <w:lang w:val="ro-RO"/>
+        </w:rPr>
+        <w:t xml:space="preserve"> </w:t>
       </w:r>
       <w:proofErr w:type="spellStart"/>
       <w:r>
@@ -4112,8 +4111,18 @@
           <w:szCs w:val="28"/>
           <w:lang w:val="ro-RO"/>
         </w:rPr>
-        <w:t xml:space="preserve"> Kali</w:t>
-      </w:r>
+        <w:t xml:space="preserve"> </w:t>
+      </w:r>
+      <w:proofErr w:type="spellStart"/>
+      <w:r>
+        <w:rPr>
+          <w:sz w:val="28"/>
+          <w:szCs w:val="28"/>
+          <w:lang w:val="ro-RO"/>
+        </w:rPr>
+        <w:t>Kali</w:t>
+      </w:r>
+      <w:proofErr w:type="spellEnd"/>
     </w:p>
     <w:p>
       <w:pPr>
@@ -4662,19 +4671,7 @@
           <w:rPr>
             <w:rStyle w:val="Hyperlink"/>
           </w:rPr>
-          <w:t>https://www.</w:t>
-        </w:r>
-        <w:r>
-          <w:rPr>
-            <w:rStyle w:val="Hyperlink"/>
-          </w:rPr>
-          <w:t>v</w:t>
-        </w:r>
-        <w:r>
-          <w:rPr>
-            <w:rStyle w:val="Hyperlink"/>
-          </w:rPr>
-          <w:t>irtualbox.org/wiki/Documentation</w:t>
+          <w:t>https://www.virtualbox.org/wiki/Documentation</w:t>
         </w:r>
       </w:hyperlink>
       <w:r>

--- a/LabTP1/L1_TP_Șoimaru Gabriel_SI-264.docx
+++ b/LabTP1/L1_TP_Șoimaru Gabriel_SI-264.docx
@@ -1249,25 +1249,7 @@
           <w:szCs w:val="28"/>
           <w:lang w:val="ro-RO"/>
         </w:rPr>
-        <w:t xml:space="preserve">Am descărcat ambele fișiere și am </w:t>
-      </w:r>
-      <w:proofErr w:type="spellStart"/>
-      <w:r>
-        <w:rPr>
-          <w:sz w:val="28"/>
-          <w:szCs w:val="28"/>
-          <w:lang w:val="ro-RO"/>
-        </w:rPr>
-        <w:t>dezarhivat</w:t>
-      </w:r>
-      <w:proofErr w:type="spellEnd"/>
-      <w:r>
-        <w:rPr>
-          <w:sz w:val="28"/>
-          <w:szCs w:val="28"/>
-          <w:lang w:val="ro-RO"/>
-        </w:rPr>
-        <w:t xml:space="preserve"> </w:t>
+        <w:t xml:space="preserve">Am descărcat ambele fișiere și am dezarhivat </w:t>
       </w:r>
       <w:r>
         <w:rPr>
@@ -1326,8 +1308,140 @@
         <w:rPr>
           <w:noProof/>
         </w:rPr>
+        <mc:AlternateContent>
+          <mc:Choice Requires="wps">
+            <w:drawing>
+              <wp:anchor distT="0" distB="0" distL="114300" distR="114300" simplePos="0" relativeHeight="251669504" behindDoc="0" locked="0" layoutInCell="1" allowOverlap="1" wp14:anchorId="0392AEC8" wp14:editId="37C9349B">
+                <wp:simplePos x="0" y="0"/>
+                <wp:positionH relativeFrom="column">
+                  <wp:posOffset>-205740</wp:posOffset>
+                </wp:positionH>
+                <wp:positionV relativeFrom="paragraph">
+                  <wp:posOffset>3663950</wp:posOffset>
+                </wp:positionV>
+                <wp:extent cx="3246120" cy="635"/>
+                <wp:effectExtent l="0" t="0" r="0" b="0"/>
+                <wp:wrapSquare wrapText="bothSides"/>
+                <wp:docPr id="5" name="Text Box 5"/>
+                <wp:cNvGraphicFramePr/>
+                <a:graphic xmlns:a="http://schemas.openxmlformats.org/drawingml/2006/main">
+                  <a:graphicData uri="http://schemas.microsoft.com/office/word/2010/wordprocessingShape">
+                    <wps:wsp>
+                      <wps:cNvSpPr txBox="1"/>
+                      <wps:spPr>
+                        <a:xfrm>
+                          <a:off x="0" y="0"/>
+                          <a:ext cx="3246120" cy="635"/>
+                        </a:xfrm>
+                        <a:prstGeom prst="rect">
+                          <a:avLst/>
+                        </a:prstGeom>
+                        <a:solidFill>
+                          <a:prstClr val="white"/>
+                        </a:solidFill>
+                        <a:ln>
+                          <a:noFill/>
+                        </a:ln>
+                      </wps:spPr>
+                      <wps:txbx>
+                        <w:txbxContent>
+                          <w:p>
+                            <w:pPr>
+                              <w:pStyle w:val="Caption"/>
+                              <w:jc w:val="center"/>
+                              <w:rPr>
+                                <w:noProof/>
+                                <w:sz w:val="24"/>
+                                <w:szCs w:val="24"/>
+                                <w:lang w:val="ro-RO"/>
+                              </w:rPr>
+                            </w:pPr>
+                            <w:r>
+                              <w:rPr>
+                                <w:lang w:val="en-US"/>
+                              </w:rPr>
+                              <w:t>Figura 1.</w:t>
+                            </w:r>
+                            <w:r>
+                              <w:rPr>
+                                <w:lang w:val="en-US"/>
+                              </w:rPr>
+                              <w:t xml:space="preserve"> Ma</w:t>
+                            </w:r>
+                            <w:r>
+                              <w:rPr>
+                                <w:lang w:val="ro-RO"/>
+                              </w:rPr>
+                              <w:t>șina virtuală OVA1 (Ubuntu)</w:t>
+                            </w:r>
+                          </w:p>
+                        </w:txbxContent>
+                      </wps:txbx>
+                      <wps:bodyPr rot="0" spcFirstLastPara="0" vertOverflow="overflow" horzOverflow="overflow" vert="horz" wrap="square" lIns="0" tIns="0" rIns="0" bIns="0" numCol="1" spcCol="0" rtlCol="0" fromWordArt="0" anchor="t" anchorCtr="0" forceAA="0" compatLnSpc="1">
+                        <a:prstTxWarp prst="textNoShape">
+                          <a:avLst/>
+                        </a:prstTxWarp>
+                        <a:spAutoFit/>
+                      </wps:bodyPr>
+                    </wps:wsp>
+                  </a:graphicData>
+                </a:graphic>
+              </wp:anchor>
+            </w:drawing>
+          </mc:Choice>
+          <mc:Fallback>
+            <w:pict>
+              <v:shapetype w14:anchorId="0392AEC8" id="_x0000_t202" coordsize="21600,21600" o:spt="202" path="m,l,21600r21600,l21600,xe">
+                <v:stroke joinstyle="miter"/>
+                <v:path gradientshapeok="t" o:connecttype="rect"/>
+              </v:shapetype>
+              <v:shape id="Text Box 5" o:spid="_x0000_s1026" type="#_x0000_t202" style="position:absolute;margin-left:-16.2pt;margin-top:288.5pt;width:255.6pt;height:.05pt;z-index:251669504;visibility:visible;mso-wrap-style:square;mso-wrap-distance-left:9pt;mso-wrap-distance-top:0;mso-wrap-distance-right:9pt;mso-wrap-distance-bottom:0;mso-position-horizontal:absolute;mso-position-horizontal-relative:text;mso-position-vertical:absolute;mso-position-vertical-relative:text;v-text-anchor:top" o:gfxdata="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" stroked="f">
+                <v:textbox style="mso-fit-shape-to-text:t" inset="0,0,0,0">
+                  <w:txbxContent>
+                    <w:p>
+                      <w:pPr>
+                        <w:pStyle w:val="Caption"/>
+                        <w:jc w:val="center"/>
+                        <w:rPr>
+                          <w:noProof/>
+                          <w:sz w:val="24"/>
+                          <w:szCs w:val="24"/>
+                          <w:lang w:val="ro-RO"/>
+                        </w:rPr>
+                      </w:pPr>
+                      <w:r>
+                        <w:rPr>
+                          <w:lang w:val="en-US"/>
+                        </w:rPr>
+                        <w:t>Figura 1.</w:t>
+                      </w:r>
+                      <w:r>
+                        <w:rPr>
+                          <w:lang w:val="en-US"/>
+                        </w:rPr>
+                        <w:t xml:space="preserve"> Ma</w:t>
+                      </w:r>
+                      <w:r>
+                        <w:rPr>
+                          <w:lang w:val="ro-RO"/>
+                        </w:rPr>
+                        <w:t>șina virtuală OVA1 (Ubuntu)</w:t>
+                      </w:r>
+                    </w:p>
+                  </w:txbxContent>
+                </v:textbox>
+                <w10:wrap type="square"/>
+              </v:shape>
+            </w:pict>
+          </mc:Fallback>
+        </mc:AlternateContent>
+      </w:r>
+      <w:r>
+        <w:rPr>
+          <w:noProof/>
+        </w:rPr>
         <w:drawing>
-          <wp:anchor distT="0" distB="0" distL="114300" distR="114300" simplePos="0" relativeHeight="251658240" behindDoc="0" locked="0" layoutInCell="1" allowOverlap="1" wp14:anchorId="5B4A30AB" wp14:editId="17F4A7DF">
+          <wp:anchor distT="0" distB="0" distL="114300" distR="114300" simplePos="0" relativeHeight="251658240" behindDoc="0" locked="0" layoutInCell="1" allowOverlap="1" wp14:anchorId="5B4A30AB" wp14:editId="53A9EABE">
             <wp:simplePos x="0" y="0"/>
             <wp:positionH relativeFrom="margin">
               <wp:posOffset>-205740</wp:posOffset>
@@ -1381,6 +1495,158 @@
             </wp14:sizeRelV>
           </wp:anchor>
         </w:drawing>
+      </w:r>
+      <w:r>
+        <w:rPr>
+          <w:noProof/>
+        </w:rPr>
+        <mc:AlternateContent>
+          <mc:Choice Requires="wps">
+            <w:drawing>
+              <wp:anchor distT="0" distB="0" distL="114300" distR="114300" simplePos="0" relativeHeight="251671552" behindDoc="0" locked="0" layoutInCell="1" allowOverlap="1" wp14:anchorId="71D3F904" wp14:editId="5609C41B">
+                <wp:simplePos x="0" y="0"/>
+                <wp:positionH relativeFrom="column">
+                  <wp:posOffset>3431540</wp:posOffset>
+                </wp:positionH>
+                <wp:positionV relativeFrom="paragraph">
+                  <wp:posOffset>3695700</wp:posOffset>
+                </wp:positionV>
+                <wp:extent cx="3260725" cy="635"/>
+                <wp:effectExtent l="0" t="0" r="0" b="0"/>
+                <wp:wrapSquare wrapText="bothSides"/>
+                <wp:docPr id="7" name="Text Box 7"/>
+                <wp:cNvGraphicFramePr/>
+                <a:graphic xmlns:a="http://schemas.openxmlformats.org/drawingml/2006/main">
+                  <a:graphicData uri="http://schemas.microsoft.com/office/word/2010/wordprocessingShape">
+                    <wps:wsp>
+                      <wps:cNvSpPr txBox="1"/>
+                      <wps:spPr>
+                        <a:xfrm>
+                          <a:off x="0" y="0"/>
+                          <a:ext cx="3260725" cy="635"/>
+                        </a:xfrm>
+                        <a:prstGeom prst="rect">
+                          <a:avLst/>
+                        </a:prstGeom>
+                        <a:solidFill>
+                          <a:prstClr val="white"/>
+                        </a:solidFill>
+                        <a:ln>
+                          <a:noFill/>
+                        </a:ln>
+                      </wps:spPr>
+                      <wps:txbx>
+                        <w:txbxContent>
+                          <w:p>
+                            <w:pPr>
+                              <w:pStyle w:val="Caption"/>
+                              <w:jc w:val="center"/>
+                              <w:rPr>
+                                <w:noProof/>
+                                <w:sz w:val="24"/>
+                                <w:szCs w:val="24"/>
+                                <w:lang w:val="ro-RO"/>
+                              </w:rPr>
+                            </w:pPr>
+                            <w:r>
+                              <w:rPr>
+                                <w:lang w:val="en-US"/>
+                              </w:rPr>
+                              <w:t xml:space="preserve">Figura </w:t>
+                            </w:r>
+                            <w:r>
+                              <w:rPr>
+                                <w:lang w:val="en-US"/>
+                              </w:rPr>
+                              <w:t>2</w:t>
+                            </w:r>
+                            <w:r>
+                              <w:rPr>
+                                <w:lang w:val="en-US"/>
+                              </w:rPr>
+                              <w:t>. Ma</w:t>
+                            </w:r>
+                            <w:r>
+                              <w:rPr>
+                                <w:lang w:val="ro-RO"/>
+                              </w:rPr>
+                              <w:t>șina virtuală</w:t>
+                            </w:r>
+                            <w:r>
+                              <w:rPr>
+                                <w:lang w:val="ro-RO"/>
+                              </w:rPr>
+                              <w:t xml:space="preserve"> Kali</w:t>
+                            </w:r>
+                          </w:p>
+                        </w:txbxContent>
+                      </wps:txbx>
+                      <wps:bodyPr rot="0" spcFirstLastPara="0" vertOverflow="overflow" horzOverflow="overflow" vert="horz" wrap="square" lIns="0" tIns="0" rIns="0" bIns="0" numCol="1" spcCol="0" rtlCol="0" fromWordArt="0" anchor="t" anchorCtr="0" forceAA="0" compatLnSpc="1">
+                        <a:prstTxWarp prst="textNoShape">
+                          <a:avLst/>
+                        </a:prstTxWarp>
+                        <a:spAutoFit/>
+                      </wps:bodyPr>
+                    </wps:wsp>
+                  </a:graphicData>
+                </a:graphic>
+              </wp:anchor>
+            </w:drawing>
+          </mc:Choice>
+          <mc:Fallback>
+            <w:pict>
+              <v:shape w14:anchorId="71D3F904" id="Text Box 7" o:spid="_x0000_s1027" type="#_x0000_t202" style="position:absolute;margin-left:270.2pt;margin-top:291pt;width:256.75pt;height:.05pt;z-index:251671552;visibility:visible;mso-wrap-style:square;mso-wrap-distance-left:9pt;mso-wrap-distance-top:0;mso-wrap-distance-right:9pt;mso-wrap-distance-bottom:0;mso-position-horizontal:absolute;mso-position-horizontal-relative:text;mso-position-vertical:absolute;mso-position-vertical-relative:text;v-text-anchor:top" o:gfxdata="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" stroked="f">
+                <v:textbox style="mso-fit-shape-to-text:t" inset="0,0,0,0">
+                  <w:txbxContent>
+                    <w:p>
+                      <w:pPr>
+                        <w:pStyle w:val="Caption"/>
+                        <w:jc w:val="center"/>
+                        <w:rPr>
+                          <w:noProof/>
+                          <w:sz w:val="24"/>
+                          <w:szCs w:val="24"/>
+                          <w:lang w:val="ro-RO"/>
+                        </w:rPr>
+                      </w:pPr>
+                      <w:r>
+                        <w:rPr>
+                          <w:lang w:val="en-US"/>
+                        </w:rPr>
+                        <w:t xml:space="preserve">Figura </w:t>
+                      </w:r>
+                      <w:r>
+                        <w:rPr>
+                          <w:lang w:val="en-US"/>
+                        </w:rPr>
+                        <w:t>2</w:t>
+                      </w:r>
+                      <w:r>
+                        <w:rPr>
+                          <w:lang w:val="en-US"/>
+                        </w:rPr>
+                        <w:t>. Ma</w:t>
+                      </w:r>
+                      <w:r>
+                        <w:rPr>
+                          <w:lang w:val="ro-RO"/>
+                        </w:rPr>
+                        <w:t>șina virtuală</w:t>
+                      </w:r>
+                      <w:r>
+                        <w:rPr>
+                          <w:lang w:val="ro-RO"/>
+                        </w:rPr>
+                        <w:t xml:space="preserve"> Kali</w:t>
+                      </w:r>
+                    </w:p>
+                  </w:txbxContent>
+                </v:textbox>
+                <w10:wrap type="square"/>
+              </v:shape>
+            </w:pict>
+          </mc:Fallback>
+        </mc:AlternateContent>
       </w:r>
       <w:r>
         <w:rPr>
@@ -1633,7 +1899,6 @@
           <w:szCs w:val="28"/>
           <w:lang w:val="ro-RO"/>
         </w:rPr>
-        <w:lastRenderedPageBreak/>
         <w:t xml:space="preserve">4. Configurarea rețelei de tip </w:t>
       </w:r>
       <w:r>
@@ -1666,6 +1931,158 @@
           <w:lang w:val="ro-RO"/>
         </w:rPr>
       </w:pPr>
+      <w:r>
+        <w:rPr>
+          <w:noProof/>
+        </w:rPr>
+        <mc:AlternateContent>
+          <mc:Choice Requires="wps">
+            <w:drawing>
+              <wp:anchor distT="0" distB="0" distL="114300" distR="114300" simplePos="0" relativeHeight="251675648" behindDoc="0" locked="0" layoutInCell="1" allowOverlap="1" wp14:anchorId="26F79C79" wp14:editId="61C72013">
+                <wp:simplePos x="0" y="0"/>
+                <wp:positionH relativeFrom="column">
+                  <wp:posOffset>3423920</wp:posOffset>
+                </wp:positionH>
+                <wp:positionV relativeFrom="paragraph">
+                  <wp:posOffset>2830830</wp:posOffset>
+                </wp:positionV>
+                <wp:extent cx="3491230" cy="635"/>
+                <wp:effectExtent l="0" t="0" r="0" b="0"/>
+                <wp:wrapSquare wrapText="bothSides"/>
+                <wp:docPr id="10" name="Text Box 10"/>
+                <wp:cNvGraphicFramePr/>
+                <a:graphic xmlns:a="http://schemas.openxmlformats.org/drawingml/2006/main">
+                  <a:graphicData uri="http://schemas.microsoft.com/office/word/2010/wordprocessingShape">
+                    <wps:wsp>
+                      <wps:cNvSpPr txBox="1"/>
+                      <wps:spPr>
+                        <a:xfrm>
+                          <a:off x="0" y="0"/>
+                          <a:ext cx="3491230" cy="635"/>
+                        </a:xfrm>
+                        <a:prstGeom prst="rect">
+                          <a:avLst/>
+                        </a:prstGeom>
+                        <a:solidFill>
+                          <a:prstClr val="white"/>
+                        </a:solidFill>
+                        <a:ln>
+                          <a:noFill/>
+                        </a:ln>
+                      </wps:spPr>
+                      <wps:txbx>
+                        <w:txbxContent>
+                          <w:p>
+                            <w:pPr>
+                              <w:pStyle w:val="Caption"/>
+                              <w:jc w:val="center"/>
+                              <w:rPr>
+                                <w:noProof/>
+                                <w:sz w:val="24"/>
+                                <w:szCs w:val="24"/>
+                                <w:lang w:val="ro-RO"/>
+                              </w:rPr>
+                            </w:pPr>
+                            <w:r>
+                              <w:rPr>
+                                <w:lang w:val="ro-RO"/>
+                              </w:rPr>
+                              <w:t xml:space="preserve">Figura </w:t>
+                            </w:r>
+                            <w:r>
+                              <w:rPr>
+                                <w:lang w:val="ro-RO"/>
+                              </w:rPr>
+                              <w:t>4</w:t>
+                            </w:r>
+                            <w:r>
+                              <w:rPr>
+                                <w:lang w:val="ro-RO"/>
+                              </w:rPr>
+                              <w:t xml:space="preserve">. Setările Network p/u </w:t>
+                            </w:r>
+                            <w:r>
+                              <w:rPr>
+                                <w:lang w:val="ro-RO"/>
+                              </w:rPr>
+                              <w:t>Kali</w:t>
+                            </w:r>
+                            <w:r>
+                              <w:rPr>
+                                <w:lang w:val="ro-RO"/>
+                              </w:rPr>
+                              <w:t xml:space="preserve"> </w:t>
+                            </w:r>
+                          </w:p>
+                        </w:txbxContent>
+                      </wps:txbx>
+                      <wps:bodyPr rot="0" spcFirstLastPara="0" vertOverflow="overflow" horzOverflow="overflow" vert="horz" wrap="square" lIns="0" tIns="0" rIns="0" bIns="0" numCol="1" spcCol="0" rtlCol="0" fromWordArt="0" anchor="t" anchorCtr="0" forceAA="0" compatLnSpc="1">
+                        <a:prstTxWarp prst="textNoShape">
+                          <a:avLst/>
+                        </a:prstTxWarp>
+                        <a:spAutoFit/>
+                      </wps:bodyPr>
+                    </wps:wsp>
+                  </a:graphicData>
+                </a:graphic>
+              </wp:anchor>
+            </w:drawing>
+          </mc:Choice>
+          <mc:Fallback>
+            <w:pict>
+              <v:shape w14:anchorId="26F79C79" id="Text Box 10" o:spid="_x0000_s1028" type="#_x0000_t202" style="position:absolute;margin-left:269.6pt;margin-top:222.9pt;width:274.9pt;height:.05pt;z-index:251675648;visibility:visible;mso-wrap-style:square;mso-wrap-distance-left:9pt;mso-wrap-distance-top:0;mso-wrap-distance-right:9pt;mso-wrap-distance-bottom:0;mso-position-horizontal:absolute;mso-position-horizontal-relative:text;mso-position-vertical:absolute;mso-position-vertical-relative:text;v-text-anchor:top" o:gfxdata="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" stroked="f">
+                <v:textbox style="mso-fit-shape-to-text:t" inset="0,0,0,0">
+                  <w:txbxContent>
+                    <w:p>
+                      <w:pPr>
+                        <w:pStyle w:val="Caption"/>
+                        <w:jc w:val="center"/>
+                        <w:rPr>
+                          <w:noProof/>
+                          <w:sz w:val="24"/>
+                          <w:szCs w:val="24"/>
+                          <w:lang w:val="ro-RO"/>
+                        </w:rPr>
+                      </w:pPr>
+                      <w:r>
+                        <w:rPr>
+                          <w:lang w:val="ro-RO"/>
+                        </w:rPr>
+                        <w:t xml:space="preserve">Figura </w:t>
+                      </w:r>
+                      <w:r>
+                        <w:rPr>
+                          <w:lang w:val="ro-RO"/>
+                        </w:rPr>
+                        <w:t>4</w:t>
+                      </w:r>
+                      <w:r>
+                        <w:rPr>
+                          <w:lang w:val="ro-RO"/>
+                        </w:rPr>
+                        <w:t xml:space="preserve">. Setările Network p/u </w:t>
+                      </w:r>
+                      <w:r>
+                        <w:rPr>
+                          <w:lang w:val="ro-RO"/>
+                        </w:rPr>
+                        <w:t>Kali</w:t>
+                      </w:r>
+                      <w:r>
+                        <w:rPr>
+                          <w:lang w:val="ro-RO"/>
+                        </w:rPr>
+                        <w:t xml:space="preserve"> </w:t>
+                      </w:r>
+                    </w:p>
+                  </w:txbxContent>
+                </v:textbox>
+                <w10:wrap type="square"/>
+              </v:shape>
+            </w:pict>
+          </mc:Fallback>
+        </mc:AlternateContent>
+      </w:r>
       <w:r>
         <w:rPr>
           <w:noProof/>
@@ -1730,6 +2147,146 @@
         <w:rPr>
           <w:noProof/>
         </w:rPr>
+        <mc:AlternateContent>
+          <mc:Choice Requires="wps">
+            <w:drawing>
+              <wp:anchor distT="0" distB="0" distL="114300" distR="114300" simplePos="0" relativeHeight="251673600" behindDoc="0" locked="0" layoutInCell="1" allowOverlap="1" wp14:anchorId="40F0639C" wp14:editId="547425E8">
+                <wp:simplePos x="0" y="0"/>
+                <wp:positionH relativeFrom="column">
+                  <wp:posOffset>-346710</wp:posOffset>
+                </wp:positionH>
+                <wp:positionV relativeFrom="paragraph">
+                  <wp:posOffset>2834640</wp:posOffset>
+                </wp:positionV>
+                <wp:extent cx="3493770" cy="635"/>
+                <wp:effectExtent l="0" t="0" r="0" b="0"/>
+                <wp:wrapSquare wrapText="bothSides"/>
+                <wp:docPr id="8" name="Text Box 8"/>
+                <wp:cNvGraphicFramePr/>
+                <a:graphic xmlns:a="http://schemas.openxmlformats.org/drawingml/2006/main">
+                  <a:graphicData uri="http://schemas.microsoft.com/office/word/2010/wordprocessingShape">
+                    <wps:wsp>
+                      <wps:cNvSpPr txBox="1"/>
+                      <wps:spPr>
+                        <a:xfrm>
+                          <a:off x="0" y="0"/>
+                          <a:ext cx="3493770" cy="635"/>
+                        </a:xfrm>
+                        <a:prstGeom prst="rect">
+                          <a:avLst/>
+                        </a:prstGeom>
+                        <a:solidFill>
+                          <a:prstClr val="white"/>
+                        </a:solidFill>
+                        <a:ln>
+                          <a:noFill/>
+                        </a:ln>
+                      </wps:spPr>
+                      <wps:txbx>
+                        <w:txbxContent>
+                          <w:p>
+                            <w:pPr>
+                              <w:pStyle w:val="Caption"/>
+                              <w:jc w:val="center"/>
+                              <w:rPr>
+                                <w:noProof/>
+                                <w:sz w:val="24"/>
+                                <w:szCs w:val="24"/>
+                                <w:lang w:val="ro-RO"/>
+                              </w:rPr>
+                            </w:pPr>
+                            <w:r>
+                              <w:rPr>
+                                <w:lang w:val="ro-RO"/>
+                              </w:rPr>
+                              <w:t>Figura 3.</w:t>
+                            </w:r>
+                            <w:r>
+                              <w:rPr>
+                                <w:lang w:val="ro-RO"/>
+                              </w:rPr>
+                              <w:t xml:space="preserve"> Setările Network p/u </w:t>
+                            </w:r>
+                            <w:r>
+                              <w:rPr>
+                                <w:lang w:val="ro-RO"/>
+                              </w:rPr>
+                              <w:t>Ubuntu</w:t>
+                            </w:r>
+                            <w:r>
+                              <w:rPr>
+                                <w:lang w:val="ro-RO"/>
+                              </w:rPr>
+                              <w:t xml:space="preserve"> </w:t>
+                            </w:r>
+                          </w:p>
+                        </w:txbxContent>
+                      </wps:txbx>
+                      <wps:bodyPr rot="0" spcFirstLastPara="0" vertOverflow="overflow" horzOverflow="overflow" vert="horz" wrap="square" lIns="0" tIns="0" rIns="0" bIns="0" numCol="1" spcCol="0" rtlCol="0" fromWordArt="0" anchor="t" anchorCtr="0" forceAA="0" compatLnSpc="1">
+                        <a:prstTxWarp prst="textNoShape">
+                          <a:avLst/>
+                        </a:prstTxWarp>
+                        <a:spAutoFit/>
+                      </wps:bodyPr>
+                    </wps:wsp>
+                  </a:graphicData>
+                </a:graphic>
+              </wp:anchor>
+            </w:drawing>
+          </mc:Choice>
+          <mc:Fallback>
+            <w:pict>
+              <v:shape w14:anchorId="40F0639C" id="Text Box 8" o:spid="_x0000_s1029" type="#_x0000_t202" style="position:absolute;margin-left:-27.3pt;margin-top:223.2pt;width:275.1pt;height:.05pt;z-index:251673600;visibility:visible;mso-wrap-style:square;mso-wrap-distance-left:9pt;mso-wrap-distance-top:0;mso-wrap-distance-right:9pt;mso-wrap-distance-bottom:0;mso-position-horizontal:absolute;mso-position-horizontal-relative:text;mso-position-vertical:absolute;mso-position-vertical-relative:text;v-text-anchor:top" o:gfxdata="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" stroked="f">
+                <v:textbox style="mso-fit-shape-to-text:t" inset="0,0,0,0">
+                  <w:txbxContent>
+                    <w:p>
+                      <w:pPr>
+                        <w:pStyle w:val="Caption"/>
+                        <w:jc w:val="center"/>
+                        <w:rPr>
+                          <w:noProof/>
+                          <w:sz w:val="24"/>
+                          <w:szCs w:val="24"/>
+                          <w:lang w:val="ro-RO"/>
+                        </w:rPr>
+                      </w:pPr>
+                      <w:r>
+                        <w:rPr>
+                          <w:lang w:val="ro-RO"/>
+                        </w:rPr>
+                        <w:t>Figura 3.</w:t>
+                      </w:r>
+                      <w:r>
+                        <w:rPr>
+                          <w:lang w:val="ro-RO"/>
+                        </w:rPr>
+                        <w:t xml:space="preserve"> Setările Network p/u </w:t>
+                      </w:r>
+                      <w:r>
+                        <w:rPr>
+                          <w:lang w:val="ro-RO"/>
+                        </w:rPr>
+                        <w:t>Ubuntu</w:t>
+                      </w:r>
+                      <w:r>
+                        <w:rPr>
+                          <w:lang w:val="ro-RO"/>
+                        </w:rPr>
+                        <w:t xml:space="preserve"> </w:t>
+                      </w:r>
+                    </w:p>
+                  </w:txbxContent>
+                </v:textbox>
+                <w10:wrap type="square"/>
+              </v:shape>
+            </w:pict>
+          </mc:Fallback>
+        </mc:AlternateContent>
+      </w:r>
+      <w:r>
+        <w:rPr>
+          <w:noProof/>
+        </w:rPr>
         <w:drawing>
           <wp:anchor distT="0" distB="0" distL="114300" distR="114300" simplePos="0" relativeHeight="251660288" behindDoc="0" locked="0" layoutInCell="1" allowOverlap="1" wp14:anchorId="2384F252" wp14:editId="0CE80B3C">
             <wp:simplePos x="0" y="0"/>
@@ -1891,29 +2448,7 @@
           <w:szCs w:val="28"/>
           <w:lang w:val="ro-RO"/>
         </w:rPr>
-        <w:t xml:space="preserve">5.1. Setarea </w:t>
-      </w:r>
-      <w:proofErr w:type="spellStart"/>
-      <w:r>
-        <w:rPr>
-          <w:b/>
-          <w:bCs/>
-          <w:sz w:val="28"/>
-          <w:szCs w:val="28"/>
-          <w:lang w:val="ro-RO"/>
-        </w:rPr>
-        <w:t>ip-ului</w:t>
-      </w:r>
-      <w:proofErr w:type="spellEnd"/>
-      <w:r>
-        <w:rPr>
-          <w:b/>
-          <w:bCs/>
-          <w:sz w:val="28"/>
-          <w:szCs w:val="28"/>
-          <w:lang w:val="ro-RO"/>
-        </w:rPr>
-        <w:t xml:space="preserve"> static</w:t>
+        <w:t>5.1. Setarea ip-ului static</w:t>
       </w:r>
     </w:p>
     <w:p>
@@ -1951,70 +2486,24 @@
           <w:szCs w:val="28"/>
           <w:lang w:val="ro-RO"/>
         </w:rPr>
-        <w:t xml:space="preserve">Adapter 1 este setat ca Internal Network nu există nici un server </w:t>
-      </w:r>
-      <w:proofErr w:type="spellStart"/>
-      <w:r>
-        <w:rPr>
-          <w:sz w:val="28"/>
-          <w:szCs w:val="28"/>
-          <w:lang w:val="ro-RO"/>
-        </w:rPr>
-        <w:t>dhcp</w:t>
-      </w:r>
-      <w:proofErr w:type="spellEnd"/>
-      <w:r>
-        <w:rPr>
-          <w:sz w:val="28"/>
-          <w:szCs w:val="28"/>
-          <w:lang w:val="ro-RO"/>
-        </w:rPr>
-        <w:t xml:space="preserve"> care să îi ofere </w:t>
-      </w:r>
-      <w:r>
-        <w:rPr>
-          <w:sz w:val="28"/>
-          <w:szCs w:val="28"/>
-          <w:lang w:val="ro-RO"/>
-        </w:rPr>
-        <w:t xml:space="preserve">o adresă </w:t>
-      </w:r>
-      <w:proofErr w:type="spellStart"/>
-      <w:r>
-        <w:rPr>
-          <w:sz w:val="28"/>
-          <w:szCs w:val="28"/>
-          <w:lang w:val="ro-RO"/>
-        </w:rPr>
-        <w:t>ip</w:t>
-      </w:r>
-      <w:proofErr w:type="spellEnd"/>
-      <w:r>
-        <w:rPr>
-          <w:sz w:val="28"/>
-          <w:szCs w:val="28"/>
-          <w:lang w:val="ro-RO"/>
-        </w:rPr>
-        <w:t xml:space="preserve">. </w:t>
-      </w:r>
-      <w:r>
-        <w:rPr>
-          <w:sz w:val="28"/>
-          <w:szCs w:val="28"/>
-          <w:lang w:val="ro-RO"/>
-        </w:rPr>
-        <w:t xml:space="preserve">Folosim următoarele comenzi în terminal pentru a seta </w:t>
-      </w:r>
-      <w:proofErr w:type="spellStart"/>
-      <w:r>
-        <w:rPr>
-          <w:sz w:val="28"/>
-          <w:szCs w:val="28"/>
-          <w:lang w:val="ro-RO"/>
-        </w:rPr>
-        <w:t>ip-ul</w:t>
-      </w:r>
-      <w:proofErr w:type="spellEnd"/>
+        <w:t xml:space="preserve">Adapter 1 este setat ca Internal Network nu există nici un server dhcp care să îi ofere </w:t>
+      </w:r>
+      <w:r>
+        <w:rPr>
+          <w:sz w:val="28"/>
+          <w:szCs w:val="28"/>
+          <w:lang w:val="ro-RO"/>
+        </w:rPr>
+        <w:t xml:space="preserve">o adresă ip. </w:t>
+      </w:r>
+      <w:r>
+        <w:rPr>
+          <w:sz w:val="28"/>
+          <w:szCs w:val="28"/>
+          <w:lang w:val="ro-RO"/>
+        </w:rPr>
+        <w:t>Folosim următoarele comenzi în terminal pentru a seta ip-ul</w:t>
+      </w:r>
       <w:r>
         <w:rPr>
           <w:sz w:val="28"/>
@@ -2054,7 +2543,6 @@
           <w:lang w:val="ro-RO"/>
         </w:rPr>
       </w:pPr>
-      <w:proofErr w:type="spellStart"/>
       <w:r>
         <w:rPr>
           <w:sz w:val="28"/>
@@ -2062,9 +2550,8 @@
           <w:highlight w:val="lightGray"/>
           <w:lang w:val="ro-RO"/>
         </w:rPr>
-        <w:t>sudo</w:t>
-      </w:r>
-      <w:proofErr w:type="spellEnd"/>
+        <w:t xml:space="preserve">sudo nmcli con add type ethernet ifname eth0 con-name </w:t>
+      </w:r>
       <w:r>
         <w:rPr>
           <w:sz w:val="28"/>
@@ -2072,9 +2559,17 @@
           <w:highlight w:val="lightGray"/>
           <w:lang w:val="ro-RO"/>
         </w:rPr>
+        <w:t>Intnet</w:t>
+      </w:r>
+      <w:r>
+        <w:rPr>
+          <w:sz w:val="28"/>
+          <w:szCs w:val="28"/>
+          <w:highlight w:val="lightGray"/>
+          <w:lang w:val="ro-RO"/>
+        </w:rPr>
         <w:t xml:space="preserve"> </w:t>
       </w:r>
-      <w:proofErr w:type="spellStart"/>
       <w:r>
         <w:rPr>
           <w:sz w:val="28"/>
@@ -2082,19 +2577,43 @@
           <w:highlight w:val="lightGray"/>
           <w:lang w:val="ro-RO"/>
         </w:rPr>
-        <w:t>nmcli</w:t>
-      </w:r>
-      <w:proofErr w:type="spellEnd"/>
-      <w:r>
+        <w:t>\</w:t>
+      </w:r>
+      <w:r>
+        <w:rPr>
+          <w:sz w:val="28"/>
+          <w:szCs w:val="28"/>
+          <w:lang w:val="ro-RO"/>
+        </w:rPr>
+        <w:t xml:space="preserve">  (</w:t>
+      </w:r>
+      <w:r>
+        <w:rPr>
+          <w:sz w:val="28"/>
+          <w:szCs w:val="28"/>
+          <w:lang w:val="ro-RO"/>
+        </w:rPr>
+        <w:t xml:space="preserve">creează o configurație nouă pentru </w:t>
+      </w:r>
+      <w:r>
+        <w:rPr>
+          <w:sz w:val="28"/>
+          <w:szCs w:val="28"/>
+          <w:lang w:val="ro-RO"/>
+        </w:rPr>
+        <w:t>interfața eth0 și o numește Intnet)</w:t>
+      </w:r>
+    </w:p>
+    <w:p>
+      <w:pPr>
+        <w:spacing w:line="360" w:lineRule="auto"/>
         <w:rPr>
           <w:sz w:val="28"/>
           <w:szCs w:val="28"/>
           <w:highlight w:val="lightGray"/>
           <w:lang w:val="ro-RO"/>
         </w:rPr>
-        <w:t xml:space="preserve"> con </w:t>
-      </w:r>
-      <w:proofErr w:type="spellStart"/>
+      </w:pPr>
       <w:r>
         <w:rPr>
           <w:sz w:val="28"/>
@@ -2102,19 +2621,43 @@
           <w:highlight w:val="lightGray"/>
           <w:lang w:val="ro-RO"/>
         </w:rPr>
-        <w:t>add</w:t>
-      </w:r>
-      <w:proofErr w:type="spellEnd"/>
-      <w:r>
+        <w:t>ipv4.method manual \</w:t>
+      </w:r>
+      <w:r>
+        <w:rPr>
+          <w:sz w:val="28"/>
+          <w:szCs w:val="28"/>
+          <w:lang w:val="ro-RO"/>
+        </w:rPr>
+        <w:t xml:space="preserve">  (</w:t>
+      </w:r>
+      <w:r>
+        <w:rPr>
+          <w:sz w:val="28"/>
+          <w:szCs w:val="28"/>
+          <w:lang w:val="ro-RO"/>
+        </w:rPr>
+        <w:t>s</w:t>
+      </w:r>
+      <w:r>
+        <w:rPr>
+          <w:sz w:val="28"/>
+          <w:szCs w:val="28"/>
+          <w:lang w:val="ro-RO"/>
+        </w:rPr>
+        <w:t>etează sistemul să nu aștepte ca un server dhcp să îi dea o adresă)</w:t>
+      </w:r>
+    </w:p>
+    <w:p>
+      <w:pPr>
+        <w:spacing w:line="360" w:lineRule="auto"/>
         <w:rPr>
           <w:sz w:val="28"/>
           <w:szCs w:val="28"/>
           <w:highlight w:val="lightGray"/>
           <w:lang w:val="ro-RO"/>
         </w:rPr>
-        <w:t xml:space="preserve"> </w:t>
-      </w:r>
-      <w:proofErr w:type="spellStart"/>
+      </w:pPr>
       <w:r>
         <w:rPr>
           <w:sz w:val="28"/>
@@ -2122,9 +2665,8 @@
           <w:highlight w:val="lightGray"/>
           <w:lang w:val="ro-RO"/>
         </w:rPr>
-        <w:t>type</w:t>
-      </w:r>
-      <w:proofErr w:type="spellEnd"/>
+        <w:t>ipv4.addresses 192.168.</w:t>
+      </w:r>
       <w:r>
         <w:rPr>
           <w:sz w:val="28"/>
@@ -2132,9 +2674,8 @@
           <w:highlight w:val="lightGray"/>
           <w:lang w:val="ro-RO"/>
         </w:rPr>
-        <w:t xml:space="preserve"> ethernet </w:t>
-      </w:r>
-      <w:proofErr w:type="spellStart"/>
+        <w:t>0</w:t>
+      </w:r>
       <w:r>
         <w:rPr>
           <w:sz w:val="28"/>
@@ -2142,9 +2683,8 @@
           <w:highlight w:val="lightGray"/>
           <w:lang w:val="ro-RO"/>
         </w:rPr>
-        <w:t>ifname</w:t>
-      </w:r>
-      <w:proofErr w:type="spellEnd"/>
+        <w:t>.</w:t>
+      </w:r>
       <w:r>
         <w:rPr>
           <w:sz w:val="28"/>
@@ -2152,9 +2692,8 @@
           <w:highlight w:val="lightGray"/>
           <w:lang w:val="ro-RO"/>
         </w:rPr>
-        <w:t xml:space="preserve"> eth0 con-</w:t>
-      </w:r>
-      <w:proofErr w:type="spellStart"/>
+        <w:t>2</w:t>
+      </w:r>
       <w:r>
         <w:rPr>
           <w:sz w:val="28"/>
@@ -2162,19 +2701,59 @@
           <w:highlight w:val="lightGray"/>
           <w:lang w:val="ro-RO"/>
         </w:rPr>
-        <w:t>name</w:t>
-      </w:r>
-      <w:proofErr w:type="spellEnd"/>
-      <w:r>
+        <w:t>/24 \</w:t>
+      </w:r>
+      <w:r>
+        <w:rPr>
+          <w:sz w:val="28"/>
+          <w:szCs w:val="28"/>
+          <w:lang w:val="ro-RO"/>
+        </w:rPr>
+        <w:t xml:space="preserve">  (</w:t>
+      </w:r>
+      <w:r>
+        <w:rPr>
+          <w:sz w:val="28"/>
+          <w:szCs w:val="28"/>
+          <w:lang w:val="ro-RO"/>
+        </w:rPr>
+        <w:t>setează ip-ul 192.168.</w:t>
+      </w:r>
+      <w:r>
+        <w:rPr>
+          <w:sz w:val="28"/>
+          <w:szCs w:val="28"/>
+          <w:lang w:val="ro-RO"/>
+        </w:rPr>
+        <w:t>0</w:t>
+      </w:r>
+      <w:r>
+        <w:rPr>
+          <w:sz w:val="28"/>
+          <w:szCs w:val="28"/>
+          <w:lang w:val="ro-RO"/>
+        </w:rPr>
+        <w:t>.2</w:t>
+      </w:r>
+      <w:r>
+        <w:rPr>
+          <w:sz w:val="28"/>
+          <w:szCs w:val="28"/>
+          <w:lang w:val="ro-RO"/>
+        </w:rPr>
+        <w:t xml:space="preserve"> la mașina kali linux)</w:t>
+      </w:r>
+    </w:p>
+    <w:p>
+      <w:pPr>
+        <w:spacing w:line="360" w:lineRule="auto"/>
         <w:rPr>
           <w:sz w:val="28"/>
           <w:szCs w:val="28"/>
           <w:highlight w:val="lightGray"/>
           <w:lang w:val="ro-RO"/>
         </w:rPr>
-        <w:t xml:space="preserve"> </w:t>
-      </w:r>
-      <w:proofErr w:type="spellStart"/>
+      </w:pPr>
       <w:r>
         <w:rPr>
           <w:sz w:val="28"/>
@@ -2182,9 +2761,42 @@
           <w:highlight w:val="lightGray"/>
           <w:lang w:val="ro-RO"/>
         </w:rPr>
-        <w:t>Intnet</w:t>
-      </w:r>
-      <w:proofErr w:type="spellEnd"/>
+        <w:t>ipv4.never-default yes \</w:t>
+      </w:r>
+      <w:r>
+        <w:rPr>
+          <w:sz w:val="28"/>
+          <w:szCs w:val="28"/>
+          <w:lang w:val="ro-RO"/>
+        </w:rPr>
+        <w:t xml:space="preserve"> (</w:t>
+      </w:r>
+      <w:r>
+        <w:rPr>
+          <w:sz w:val="28"/>
+          <w:szCs w:val="28"/>
+          <w:lang w:val="ro-RO"/>
+        </w:rPr>
+        <w:t>setează ca mașina sa nu folosească acest ip pentru a încerca să iasă în internet</w:t>
+      </w:r>
+      <w:r>
+        <w:rPr>
+          <w:sz w:val="28"/>
+          <w:szCs w:val="28"/>
+          <w:lang w:val="ro-RO"/>
+        </w:rPr>
+        <w:t>)</w:t>
+      </w:r>
+    </w:p>
+    <w:p>
+      <w:pPr>
+        <w:spacing w:line="360" w:lineRule="auto"/>
+        <w:rPr>
+          <w:sz w:val="28"/>
+          <w:szCs w:val="28"/>
+          <w:lang w:val="ro-RO"/>
+        </w:rPr>
+      </w:pPr>
       <w:r>
         <w:rPr>
           <w:sz w:val="28"/>
@@ -2192,346 +2804,144 @@
           <w:highlight w:val="lightGray"/>
           <w:lang w:val="ro-RO"/>
         </w:rPr>
-        <w:t xml:space="preserve"> </w:t>
-      </w:r>
-      <w:r>
+        <w:t>ipv6.method disabled</w:t>
+      </w:r>
+      <w:r>
+        <w:rPr>
+          <w:sz w:val="28"/>
+          <w:szCs w:val="28"/>
+          <w:lang w:val="ro-RO"/>
+        </w:rPr>
+        <w:t xml:space="preserve"> (dezactivează ipv6)</w:t>
+      </w:r>
+    </w:p>
+    <w:p>
+      <w:pPr>
+        <w:spacing w:line="360" w:lineRule="auto"/>
         <w:rPr>
           <w:sz w:val="28"/>
           <w:szCs w:val="28"/>
           <w:highlight w:val="lightGray"/>
           <w:lang w:val="ro-RO"/>
         </w:rPr>
-        <w:t>\</w:t>
-      </w:r>
-      <w:r>
-        <w:rPr>
-          <w:sz w:val="28"/>
-          <w:szCs w:val="28"/>
-          <w:lang w:val="ro-RO"/>
-        </w:rPr>
-        <w:t xml:space="preserve">  (</w:t>
-      </w:r>
-      <w:r>
-        <w:rPr>
-          <w:sz w:val="28"/>
-          <w:szCs w:val="28"/>
-          <w:lang w:val="ro-RO"/>
-        </w:rPr>
-        <w:t xml:space="preserve">creează o configurație nouă pentru </w:t>
-      </w:r>
-      <w:r>
-        <w:rPr>
-          <w:sz w:val="28"/>
-          <w:szCs w:val="28"/>
-          <w:lang w:val="ro-RO"/>
-        </w:rPr>
-        <w:t>interfața eth0 și o numește Intnet)</w:t>
-      </w:r>
-    </w:p>
-    <w:p>
-      <w:pPr>
-        <w:spacing w:line="360" w:lineRule="auto"/>
-        <w:rPr>
-          <w:sz w:val="28"/>
-          <w:szCs w:val="28"/>
-          <w:highlight w:val="lightGray"/>
-          <w:lang w:val="ro-RO"/>
-        </w:rPr>
-      </w:pPr>
-      <w:r>
-        <w:rPr>
-          <w:sz w:val="28"/>
-          <w:szCs w:val="28"/>
-          <w:highlight w:val="lightGray"/>
-          <w:lang w:val="ro-RO"/>
-        </w:rPr>
-        <w:t>ipv4.method manual \</w:t>
-      </w:r>
-      <w:r>
-        <w:rPr>
-          <w:sz w:val="28"/>
-          <w:szCs w:val="28"/>
-          <w:lang w:val="ro-RO"/>
-        </w:rPr>
-        <w:t xml:space="preserve">  (</w:t>
-      </w:r>
-      <w:r>
-        <w:rPr>
-          <w:sz w:val="28"/>
-          <w:szCs w:val="28"/>
-          <w:lang w:val="ro-RO"/>
-        </w:rPr>
-        <w:t>s</w:t>
-      </w:r>
-      <w:r>
-        <w:rPr>
-          <w:sz w:val="28"/>
-          <w:szCs w:val="28"/>
-          <w:lang w:val="ro-RO"/>
-        </w:rPr>
-        <w:t xml:space="preserve">etează sistemul să nu aștepte ca un server </w:t>
-      </w:r>
-      <w:proofErr w:type="spellStart"/>
-      <w:r>
-        <w:rPr>
-          <w:sz w:val="28"/>
-          <w:szCs w:val="28"/>
-          <w:lang w:val="ro-RO"/>
-        </w:rPr>
-        <w:t>dhcp</w:t>
-      </w:r>
-      <w:proofErr w:type="spellEnd"/>
-      <w:r>
-        <w:rPr>
-          <w:sz w:val="28"/>
-          <w:szCs w:val="28"/>
-          <w:lang w:val="ro-RO"/>
-        </w:rPr>
-        <w:t xml:space="preserve"> să îi dea o adresă)</w:t>
-      </w:r>
-    </w:p>
-    <w:p>
-      <w:pPr>
-        <w:spacing w:line="360" w:lineRule="auto"/>
-        <w:rPr>
-          <w:sz w:val="28"/>
-          <w:szCs w:val="28"/>
-          <w:highlight w:val="lightGray"/>
-          <w:lang w:val="ro-RO"/>
-        </w:rPr>
-      </w:pPr>
-      <w:r>
-        <w:rPr>
-          <w:sz w:val="28"/>
-          <w:szCs w:val="28"/>
-          <w:highlight w:val="lightGray"/>
-          <w:lang w:val="ro-RO"/>
-        </w:rPr>
-        <w:t>ipv4.addresses 192.168.</w:t>
-      </w:r>
-      <w:r>
-        <w:rPr>
-          <w:sz w:val="28"/>
-          <w:szCs w:val="28"/>
-          <w:highlight w:val="lightGray"/>
-          <w:lang w:val="ro-RO"/>
-        </w:rPr>
-        <w:t>0</w:t>
-      </w:r>
-      <w:r>
-        <w:rPr>
-          <w:sz w:val="28"/>
-          <w:szCs w:val="28"/>
-          <w:highlight w:val="lightGray"/>
-          <w:lang w:val="ro-RO"/>
-        </w:rPr>
-        <w:t>.</w:t>
-      </w:r>
-      <w:r>
-        <w:rPr>
-          <w:sz w:val="28"/>
-          <w:szCs w:val="28"/>
-          <w:highlight w:val="lightGray"/>
-          <w:lang w:val="ro-RO"/>
-        </w:rPr>
-        <w:t>2</w:t>
-      </w:r>
-      <w:r>
-        <w:rPr>
-          <w:sz w:val="28"/>
-          <w:szCs w:val="28"/>
-          <w:highlight w:val="lightGray"/>
-          <w:lang w:val="ro-RO"/>
-        </w:rPr>
-        <w:t>/24 \</w:t>
-      </w:r>
-      <w:r>
-        <w:rPr>
-          <w:sz w:val="28"/>
-          <w:szCs w:val="28"/>
-          <w:lang w:val="ro-RO"/>
-        </w:rPr>
-        <w:t xml:space="preserve">  (</w:t>
-      </w:r>
-      <w:r>
-        <w:rPr>
-          <w:sz w:val="28"/>
-          <w:szCs w:val="28"/>
-          <w:lang w:val="ro-RO"/>
-        </w:rPr>
-        <w:t xml:space="preserve">setează </w:t>
-      </w:r>
-      <w:proofErr w:type="spellStart"/>
-      <w:r>
-        <w:rPr>
-          <w:sz w:val="28"/>
-          <w:szCs w:val="28"/>
-          <w:lang w:val="ro-RO"/>
-        </w:rPr>
-        <w:t>ip-ul</w:t>
-      </w:r>
-      <w:proofErr w:type="spellEnd"/>
-      <w:r>
-        <w:rPr>
-          <w:sz w:val="28"/>
-          <w:szCs w:val="28"/>
-          <w:lang w:val="ro-RO"/>
-        </w:rPr>
-        <w:t xml:space="preserve"> 192.168.</w:t>
-      </w:r>
-      <w:r>
-        <w:rPr>
-          <w:sz w:val="28"/>
-          <w:szCs w:val="28"/>
-          <w:lang w:val="ro-RO"/>
-        </w:rPr>
-        <w:t>0</w:t>
-      </w:r>
-      <w:r>
-        <w:rPr>
-          <w:sz w:val="28"/>
-          <w:szCs w:val="28"/>
-          <w:lang w:val="ro-RO"/>
-        </w:rPr>
-        <w:t>.2</w:t>
-      </w:r>
-      <w:r>
-        <w:rPr>
-          <w:sz w:val="28"/>
-          <w:szCs w:val="28"/>
-          <w:lang w:val="ro-RO"/>
-        </w:rPr>
-        <w:t xml:space="preserve"> la mașina </w:t>
-      </w:r>
-      <w:proofErr w:type="spellStart"/>
-      <w:r>
-        <w:rPr>
-          <w:sz w:val="28"/>
-          <w:szCs w:val="28"/>
-          <w:lang w:val="ro-RO"/>
-        </w:rPr>
-        <w:t>kali</w:t>
-      </w:r>
-      <w:proofErr w:type="spellEnd"/>
-      <w:r>
-        <w:rPr>
-          <w:sz w:val="28"/>
-          <w:szCs w:val="28"/>
-          <w:lang w:val="ro-RO"/>
-        </w:rPr>
-        <w:t xml:space="preserve"> linux)</w:t>
-      </w:r>
-    </w:p>
-    <w:p>
-      <w:pPr>
-        <w:spacing w:line="360" w:lineRule="auto"/>
-        <w:rPr>
-          <w:sz w:val="28"/>
-          <w:szCs w:val="28"/>
-          <w:highlight w:val="lightGray"/>
-          <w:lang w:val="ro-RO"/>
-        </w:rPr>
-      </w:pPr>
-      <w:r>
-        <w:rPr>
-          <w:sz w:val="28"/>
-          <w:szCs w:val="28"/>
-          <w:highlight w:val="lightGray"/>
-          <w:lang w:val="ro-RO"/>
-        </w:rPr>
-        <w:t>ipv4.never-default yes \</w:t>
-      </w:r>
-      <w:r>
-        <w:rPr>
-          <w:sz w:val="28"/>
-          <w:szCs w:val="28"/>
-          <w:lang w:val="ro-RO"/>
-        </w:rPr>
-        <w:t xml:space="preserve"> (</w:t>
-      </w:r>
-      <w:r>
-        <w:rPr>
-          <w:sz w:val="28"/>
-          <w:szCs w:val="28"/>
-          <w:lang w:val="ro-RO"/>
-        </w:rPr>
-        <w:t xml:space="preserve">setează ca mașina sa nu folosească acest </w:t>
-      </w:r>
-      <w:proofErr w:type="spellStart"/>
-      <w:r>
-        <w:rPr>
-          <w:sz w:val="28"/>
-          <w:szCs w:val="28"/>
-          <w:lang w:val="ro-RO"/>
-        </w:rPr>
-        <w:t>ip</w:t>
-      </w:r>
-      <w:proofErr w:type="spellEnd"/>
-      <w:r>
-        <w:rPr>
-          <w:sz w:val="28"/>
-          <w:szCs w:val="28"/>
-          <w:lang w:val="ro-RO"/>
-        </w:rPr>
-        <w:t xml:space="preserve"> pentru a încerca să iasă în internet</w:t>
-      </w:r>
-      <w:r>
-        <w:rPr>
-          <w:sz w:val="28"/>
-          <w:szCs w:val="28"/>
-          <w:lang w:val="ro-RO"/>
-        </w:rPr>
-        <w:t>)</w:t>
-      </w:r>
-    </w:p>
-    <w:p>
-      <w:pPr>
-        <w:spacing w:line="360" w:lineRule="auto"/>
-        <w:rPr>
-          <w:sz w:val="28"/>
-          <w:szCs w:val="28"/>
-          <w:lang w:val="ro-RO"/>
-        </w:rPr>
-      </w:pPr>
-      <w:r>
-        <w:rPr>
-          <w:sz w:val="28"/>
-          <w:szCs w:val="28"/>
-          <w:highlight w:val="lightGray"/>
-          <w:lang w:val="ro-RO"/>
-        </w:rPr>
-        <w:t xml:space="preserve">ipv6.method </w:t>
-      </w:r>
-      <w:proofErr w:type="spellStart"/>
-      <w:r>
-        <w:rPr>
-          <w:sz w:val="28"/>
-          <w:szCs w:val="28"/>
-          <w:highlight w:val="lightGray"/>
-          <w:lang w:val="ro-RO"/>
-        </w:rPr>
-        <w:t>disabled</w:t>
-      </w:r>
-      <w:proofErr w:type="spellEnd"/>
-      <w:r>
-        <w:rPr>
-          <w:sz w:val="28"/>
-          <w:szCs w:val="28"/>
-          <w:lang w:val="ro-RO"/>
-        </w:rPr>
-        <w:t xml:space="preserve"> (dezactivează ipv6)</w:t>
-      </w:r>
-    </w:p>
-    <w:p>
-      <w:pPr>
-        <w:spacing w:line="360" w:lineRule="auto"/>
-        <w:rPr>
-          <w:sz w:val="28"/>
-          <w:szCs w:val="28"/>
-          <w:highlight w:val="lightGray"/>
-          <w:lang w:val="ro-RO"/>
-        </w:rPr>
-      </w:pPr>
+      </w:pPr>
+      <w:r>
+        <w:rPr>
+          <w:noProof/>
+        </w:rPr>
+        <w:lastRenderedPageBreak/>
+        <mc:AlternateContent>
+          <mc:Choice Requires="wps">
+            <w:drawing>
+              <wp:anchor distT="0" distB="0" distL="114300" distR="114300" simplePos="0" relativeHeight="251677696" behindDoc="0" locked="0" layoutInCell="1" allowOverlap="1" wp14:anchorId="50E3084E" wp14:editId="23C09A68">
+                <wp:simplePos x="0" y="0"/>
+                <wp:positionH relativeFrom="column">
+                  <wp:posOffset>3082925</wp:posOffset>
+                </wp:positionH>
+                <wp:positionV relativeFrom="paragraph">
+                  <wp:posOffset>2523490</wp:posOffset>
+                </wp:positionV>
+                <wp:extent cx="3650615" cy="635"/>
+                <wp:effectExtent l="0" t="0" r="0" b="0"/>
+                <wp:wrapSquare wrapText="bothSides"/>
+                <wp:docPr id="12" name="Text Box 12"/>
+                <wp:cNvGraphicFramePr/>
+                <a:graphic xmlns:a="http://schemas.openxmlformats.org/drawingml/2006/main">
+                  <a:graphicData uri="http://schemas.microsoft.com/office/word/2010/wordprocessingShape">
+                    <wps:wsp>
+                      <wps:cNvSpPr txBox="1"/>
+                      <wps:spPr>
+                        <a:xfrm>
+                          <a:off x="0" y="0"/>
+                          <a:ext cx="3650615" cy="635"/>
+                        </a:xfrm>
+                        <a:prstGeom prst="rect">
+                          <a:avLst/>
+                        </a:prstGeom>
+                        <a:solidFill>
+                          <a:prstClr val="white"/>
+                        </a:solidFill>
+                        <a:ln>
+                          <a:noFill/>
+                        </a:ln>
+                      </wps:spPr>
+                      <wps:txbx>
+                        <w:txbxContent>
+                          <w:p>
+                            <w:pPr>
+                              <w:pStyle w:val="Caption"/>
+                              <w:jc w:val="center"/>
+                              <w:rPr>
+                                <w:noProof/>
+                                <w:sz w:val="24"/>
+                                <w:szCs w:val="24"/>
+                                <w:lang w:val="ro-RO"/>
+                              </w:rPr>
+                            </w:pPr>
+                            <w:r>
+                              <w:rPr>
+                                <w:lang w:val="ro-RO"/>
+                              </w:rPr>
+                              <w:t xml:space="preserve">Figura 5. </w:t>
+                            </w:r>
+                            <w:r>
+                              <w:rPr>
+                                <w:lang w:val="ro-RO"/>
+                              </w:rPr>
+                              <w:t>Comenzile din terminalul Kali</w:t>
+                            </w:r>
+                          </w:p>
+                        </w:txbxContent>
+                      </wps:txbx>
+                      <wps:bodyPr rot="0" spcFirstLastPara="0" vertOverflow="overflow" horzOverflow="overflow" vert="horz" wrap="square" lIns="0" tIns="0" rIns="0" bIns="0" numCol="1" spcCol="0" rtlCol="0" fromWordArt="0" anchor="t" anchorCtr="0" forceAA="0" compatLnSpc="1">
+                        <a:prstTxWarp prst="textNoShape">
+                          <a:avLst/>
+                        </a:prstTxWarp>
+                        <a:spAutoFit/>
+                      </wps:bodyPr>
+                    </wps:wsp>
+                  </a:graphicData>
+                </a:graphic>
+              </wp:anchor>
+            </w:drawing>
+          </mc:Choice>
+          <mc:Fallback>
+            <w:pict>
+              <v:shape w14:anchorId="50E3084E" id="Text Box 12" o:spid="_x0000_s1030" type="#_x0000_t202" style="position:absolute;margin-left:242.75pt;margin-top:198.7pt;width:287.45pt;height:.05pt;z-index:251677696;visibility:visible;mso-wrap-style:square;mso-wrap-distance-left:9pt;mso-wrap-distance-top:0;mso-wrap-distance-right:9pt;mso-wrap-distance-bottom:0;mso-position-horizontal:absolute;mso-position-horizontal-relative:text;mso-position-vertical:absolute;mso-position-vertical-relative:text;v-text-anchor:top" o:gfxdata="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" stroked="f">
+                <v:textbox style="mso-fit-shape-to-text:t" inset="0,0,0,0">
+                  <w:txbxContent>
+                    <w:p>
+                      <w:pPr>
+                        <w:pStyle w:val="Caption"/>
+                        <w:jc w:val="center"/>
+                        <w:rPr>
+                          <w:noProof/>
+                          <w:sz w:val="24"/>
+                          <w:szCs w:val="24"/>
+                          <w:lang w:val="ro-RO"/>
+                        </w:rPr>
+                      </w:pPr>
+                      <w:r>
+                        <w:rPr>
+                          <w:lang w:val="ro-RO"/>
+                        </w:rPr>
+                        <w:t xml:space="preserve">Figura 5. </w:t>
+                      </w:r>
+                      <w:r>
+                        <w:rPr>
+                          <w:lang w:val="ro-RO"/>
+                        </w:rPr>
+                        <w:t>Comenzile din terminalul Kali</w:t>
+                      </w:r>
+                    </w:p>
+                  </w:txbxContent>
+                </v:textbox>
+                <w10:wrap type="square"/>
+              </v:shape>
+            </w:pict>
+          </mc:Fallback>
+        </mc:AlternateContent>
+      </w:r>
       <w:r>
         <w:rPr>
           <w:noProof/>
@@ -2609,7 +3019,6 @@
         </w:rPr>
         <w:t xml:space="preserve"> </w:t>
       </w:r>
-      <w:proofErr w:type="spellStart"/>
       <w:r>
         <w:rPr>
           <w:sz w:val="28"/>
@@ -2619,7 +3028,6 @@
         </w:rPr>
         <w:t>Intnet</w:t>
       </w:r>
-      <w:proofErr w:type="spellEnd"/>
       <w:r>
         <w:rPr>
           <w:sz w:val="28"/>
@@ -2694,171 +3102,144 @@
           <w:highlight w:val="lightGray"/>
           <w:lang w:val="en-US"/>
         </w:rPr>
-        <w:t xml:space="preserve"> </w:t>
-      </w:r>
-      <w:proofErr w:type="spellStart"/>
+        <w:t xml:space="preserve"> Intnet</w:t>
+      </w:r>
+      <w:r>
+        <w:rPr>
+          <w:sz w:val="28"/>
+          <w:szCs w:val="28"/>
+          <w:lang w:val="ro-RO"/>
+        </w:rPr>
+        <w:t xml:space="preserve"> (forțează conectarea la rețea acum)</w:t>
+      </w:r>
+    </w:p>
+    <w:p>
+      <w:pPr>
+        <w:spacing w:line="360" w:lineRule="auto"/>
+        <w:jc w:val="center"/>
+        <w:rPr>
+          <w:b/>
+          <w:bCs/>
+          <w:sz w:val="28"/>
+          <w:szCs w:val="28"/>
+          <w:lang w:val="ro-RO"/>
+        </w:rPr>
+      </w:pPr>
+    </w:p>
+    <w:p>
+      <w:pPr>
+        <w:spacing w:line="360" w:lineRule="auto"/>
+        <w:jc w:val="center"/>
+        <w:rPr>
+          <w:b/>
+          <w:bCs/>
+          <w:sz w:val="28"/>
+          <w:szCs w:val="28"/>
+          <w:lang w:val="ro-RO"/>
+        </w:rPr>
+      </w:pPr>
+    </w:p>
+    <w:p>
+      <w:pPr>
+        <w:spacing w:line="360" w:lineRule="auto"/>
+        <w:rPr>
+          <w:b/>
+          <w:bCs/>
+          <w:sz w:val="28"/>
+          <w:szCs w:val="28"/>
+          <w:lang w:val="ro-RO"/>
+        </w:rPr>
+      </w:pPr>
+      <w:r>
+        <w:rPr>
+          <w:b/>
+          <w:bCs/>
+          <w:sz w:val="28"/>
+          <w:szCs w:val="28"/>
+          <w:lang w:val="ro-RO"/>
+        </w:rPr>
+        <w:tab/>
+        <w:t>Ubuntu:</w:t>
+      </w:r>
+    </w:p>
+    <w:p>
+      <w:pPr>
+        <w:spacing w:line="360" w:lineRule="auto"/>
+        <w:rPr>
+          <w:sz w:val="28"/>
+          <w:szCs w:val="28"/>
+          <w:lang w:val="ro-RO"/>
+        </w:rPr>
+      </w:pPr>
+      <w:r>
+        <w:rPr>
+          <w:sz w:val="28"/>
+          <w:szCs w:val="28"/>
+          <w:lang w:val="ro-RO"/>
+        </w:rPr>
+        <w:t>In Ubuntu situația este mai grea, din cauza că este prezent un server dhcp direct pe aceiași interfață</w:t>
+      </w:r>
+      <w:r>
+        <w:rPr>
+          <w:sz w:val="28"/>
+          <w:szCs w:val="28"/>
+          <w:lang w:val="ro-RO"/>
+        </w:rPr>
+        <w:t xml:space="preserve">. </w:t>
+      </w:r>
+    </w:p>
+    <w:p>
+      <w:pPr>
+        <w:spacing w:line="360" w:lineRule="auto"/>
+        <w:rPr>
+          <w:sz w:val="28"/>
+          <w:szCs w:val="28"/>
+          <w:lang w:val="ro-RO"/>
+        </w:rPr>
+      </w:pPr>
       <w:r>
         <w:rPr>
           <w:sz w:val="28"/>
           <w:szCs w:val="28"/>
           <w:highlight w:val="lightGray"/>
-          <w:lang w:val="en-US"/>
-        </w:rPr>
-        <w:t>Intnet</w:t>
-      </w:r>
-      <w:proofErr w:type="spellEnd"/>
-      <w:r>
-        <w:rPr>
-          <w:sz w:val="28"/>
-          <w:szCs w:val="28"/>
-          <w:lang w:val="ro-RO"/>
-        </w:rPr>
-        <w:t xml:space="preserve"> (forțează conectarea la rețea acum)</w:t>
-      </w:r>
-    </w:p>
-    <w:p>
-      <w:pPr>
-        <w:spacing w:line="360" w:lineRule="auto"/>
-        <w:jc w:val="center"/>
-        <w:rPr>
-          <w:b/>
-          <w:bCs/>
-          <w:sz w:val="28"/>
-          <w:szCs w:val="28"/>
-          <w:lang w:val="ro-RO"/>
-        </w:rPr>
-      </w:pPr>
-    </w:p>
-    <w:p>
-      <w:pPr>
-        <w:spacing w:line="360" w:lineRule="auto"/>
-        <w:jc w:val="center"/>
-        <w:rPr>
-          <w:b/>
-          <w:bCs/>
-          <w:sz w:val="28"/>
-          <w:szCs w:val="28"/>
-          <w:lang w:val="ro-RO"/>
-        </w:rPr>
-      </w:pPr>
-    </w:p>
-    <w:p>
-      <w:pPr>
-        <w:spacing w:line="360" w:lineRule="auto"/>
-        <w:rPr>
-          <w:b/>
-          <w:bCs/>
-          <w:sz w:val="28"/>
-          <w:szCs w:val="28"/>
-          <w:lang w:val="ro-RO"/>
-        </w:rPr>
-      </w:pPr>
-      <w:r>
-        <w:rPr>
-          <w:b/>
-          <w:bCs/>
-          <w:sz w:val="28"/>
-          <w:szCs w:val="28"/>
-          <w:lang w:val="ro-RO"/>
-        </w:rPr>
-        <w:lastRenderedPageBreak/>
-        <w:tab/>
-      </w:r>
-      <w:proofErr w:type="spellStart"/>
-      <w:r>
-        <w:rPr>
-          <w:b/>
-          <w:bCs/>
-          <w:sz w:val="28"/>
-          <w:szCs w:val="28"/>
-          <w:lang w:val="ro-RO"/>
-        </w:rPr>
-        <w:t>Ubuntu</w:t>
-      </w:r>
-      <w:proofErr w:type="spellEnd"/>
-      <w:r>
-        <w:rPr>
-          <w:b/>
-          <w:bCs/>
-          <w:sz w:val="28"/>
-          <w:szCs w:val="28"/>
-          <w:lang w:val="ro-RO"/>
-        </w:rPr>
-        <w:t>:</w:t>
-      </w:r>
-    </w:p>
-    <w:p>
-      <w:pPr>
-        <w:spacing w:line="360" w:lineRule="auto"/>
-        <w:rPr>
-          <w:sz w:val="28"/>
-          <w:szCs w:val="28"/>
-          <w:lang w:val="ro-RO"/>
-        </w:rPr>
-      </w:pPr>
-      <w:r>
-        <w:rPr>
-          <w:sz w:val="28"/>
-          <w:szCs w:val="28"/>
-          <w:lang w:val="ro-RO"/>
-        </w:rPr>
-        <w:t xml:space="preserve">In </w:t>
-      </w:r>
-      <w:proofErr w:type="spellStart"/>
-      <w:r>
-        <w:rPr>
-          <w:sz w:val="28"/>
-          <w:szCs w:val="28"/>
-          <w:lang w:val="ro-RO"/>
-        </w:rPr>
-        <w:t>Ubuntu</w:t>
-      </w:r>
-      <w:proofErr w:type="spellEnd"/>
-      <w:r>
-        <w:rPr>
-          <w:sz w:val="28"/>
-          <w:szCs w:val="28"/>
-          <w:lang w:val="ro-RO"/>
-        </w:rPr>
-        <w:t xml:space="preserve"> situația este mai grea, din cauza că este prezent un server </w:t>
-      </w:r>
-      <w:proofErr w:type="spellStart"/>
-      <w:r>
-        <w:rPr>
-          <w:sz w:val="28"/>
-          <w:szCs w:val="28"/>
-          <w:lang w:val="ro-RO"/>
-        </w:rPr>
-        <w:t>dhcp</w:t>
-      </w:r>
-      <w:proofErr w:type="spellEnd"/>
-      <w:r>
-        <w:rPr>
-          <w:sz w:val="28"/>
-          <w:szCs w:val="28"/>
-          <w:lang w:val="ro-RO"/>
-        </w:rPr>
-        <w:t xml:space="preserve"> direct pe aceiași interfață</w:t>
-      </w:r>
-      <w:r>
-        <w:rPr>
-          <w:sz w:val="28"/>
-          <w:szCs w:val="28"/>
-          <w:lang w:val="ro-RO"/>
-        </w:rPr>
-        <w:t xml:space="preserve">. </w:t>
-      </w:r>
-    </w:p>
-    <w:p>
-      <w:pPr>
-        <w:spacing w:line="360" w:lineRule="auto"/>
-        <w:rPr>
-          <w:sz w:val="28"/>
-          <w:szCs w:val="28"/>
-          <w:lang w:val="ro-RO"/>
-        </w:rPr>
-      </w:pPr>
-      <w:proofErr w:type="spellStart"/>
+          <w:lang w:val="ro-RO"/>
+        </w:rPr>
+        <w:t>ip -br link</w:t>
+      </w:r>
+      <w:r>
+        <w:rPr>
+          <w:sz w:val="28"/>
+          <w:szCs w:val="28"/>
+          <w:lang w:val="ro-RO"/>
+        </w:rPr>
+        <w:t xml:space="preserve">  (verifică starea interf</w:t>
+      </w:r>
+      <w:r>
+        <w:rPr>
+          <w:sz w:val="28"/>
+          <w:szCs w:val="28"/>
+          <w:lang w:val="ro-RO"/>
+        </w:rPr>
+        <w:t>e</w:t>
+      </w:r>
+      <w:r>
+        <w:rPr>
+          <w:sz w:val="28"/>
+          <w:szCs w:val="28"/>
+          <w:lang w:val="ro-RO"/>
+        </w:rPr>
+        <w:t>țelor)</w:t>
+      </w:r>
+    </w:p>
+    <w:p>
+      <w:pPr>
+        <w:spacing w:line="360" w:lineRule="auto"/>
+        <w:rPr>
+          <w:sz w:val="28"/>
+          <w:szCs w:val="28"/>
+          <w:lang w:val="ro-RO"/>
+        </w:rPr>
+      </w:pPr>
       <w:r>
         <w:rPr>
           <w:sz w:val="28"/>
@@ -2866,9 +3247,26 @@
           <w:highlight w:val="lightGray"/>
           <w:lang w:val="ro-RO"/>
         </w:rPr>
-        <w:t>ip</w:t>
-      </w:r>
-      <w:proofErr w:type="spellEnd"/>
+        <w:t>ls /etc/netplan</w:t>
+      </w:r>
+      <w:r>
+        <w:rPr>
+          <w:sz w:val="28"/>
+          <w:szCs w:val="28"/>
+          <w:lang w:val="ro-RO"/>
+        </w:rPr>
+        <w:t xml:space="preserve"> (arată toate configurările de pe mașină)</w:t>
+      </w:r>
+    </w:p>
+    <w:p>
+      <w:pPr>
+        <w:spacing w:line="360" w:lineRule="auto"/>
+        <w:rPr>
+          <w:sz w:val="28"/>
+          <w:szCs w:val="28"/>
+          <w:lang w:val="ro-RO"/>
+        </w:rPr>
+      </w:pPr>
       <w:r>
         <w:rPr>
           <w:sz w:val="28"/>
@@ -2876,9 +3274,8 @@
           <w:highlight w:val="lightGray"/>
           <w:lang w:val="ro-RO"/>
         </w:rPr>
-        <w:t xml:space="preserve"> -</w:t>
-      </w:r>
-      <w:proofErr w:type="spellStart"/>
+        <w:t>cat /etc/netplan/0</w:t>
+      </w:r>
       <w:r>
         <w:rPr>
           <w:sz w:val="28"/>
@@ -2886,9 +3283,8 @@
           <w:highlight w:val="lightGray"/>
           <w:lang w:val="ro-RO"/>
         </w:rPr>
-        <w:t>br</w:t>
-      </w:r>
-      <w:proofErr w:type="spellEnd"/>
+        <w:t>1</w:t>
+      </w:r>
       <w:r>
         <w:rPr>
           <w:sz w:val="28"/>
@@ -2896,43 +3292,42 @@
           <w:highlight w:val="lightGray"/>
           <w:lang w:val="ro-RO"/>
         </w:rPr>
-        <w:t xml:space="preserve"> link</w:t>
-      </w:r>
-      <w:r>
-        <w:rPr>
-          <w:sz w:val="28"/>
-          <w:szCs w:val="28"/>
-          <w:lang w:val="ro-RO"/>
-        </w:rPr>
-        <w:t xml:space="preserve">  (verifică starea interf</w:t>
-      </w:r>
-      <w:r>
-        <w:rPr>
-          <w:sz w:val="28"/>
-          <w:szCs w:val="28"/>
-          <w:lang w:val="ro-RO"/>
-        </w:rPr>
-        <w:t>e</w:t>
-      </w:r>
-      <w:r>
-        <w:rPr>
-          <w:sz w:val="28"/>
-          <w:szCs w:val="28"/>
-          <w:lang w:val="ro-RO"/>
-        </w:rPr>
-        <w:t>țelor)</w:t>
-      </w:r>
-    </w:p>
-    <w:p>
-      <w:pPr>
-        <w:spacing w:line="360" w:lineRule="auto"/>
-        <w:rPr>
-          <w:sz w:val="28"/>
-          <w:szCs w:val="28"/>
-          <w:lang w:val="ro-RO"/>
-        </w:rPr>
-      </w:pPr>
-      <w:proofErr w:type="spellStart"/>
+        <w:t>-netcfg.yaml</w:t>
+      </w:r>
+      <w:r>
+        <w:rPr>
+          <w:sz w:val="28"/>
+          <w:szCs w:val="28"/>
+          <w:lang w:val="ro-RO"/>
+        </w:rPr>
+        <w:t xml:space="preserve"> (prezint</w:t>
+      </w:r>
+      <w:r>
+        <w:rPr>
+          <w:sz w:val="28"/>
+          <w:szCs w:val="28"/>
+          <w:lang w:val="ro-RO"/>
+        </w:rPr>
+        <w:t>ă conținutul configurației 01- netcfg.yaml</w:t>
+      </w:r>
+      <w:r>
+        <w:rPr>
+          <w:sz w:val="28"/>
+          <w:szCs w:val="28"/>
+          <w:lang w:val="ro-RO"/>
+        </w:rPr>
+        <w:t>)</w:t>
+      </w:r>
+    </w:p>
+    <w:p>
+      <w:pPr>
+        <w:spacing w:line="360" w:lineRule="auto"/>
+        <w:rPr>
+          <w:sz w:val="28"/>
+          <w:szCs w:val="28"/>
+          <w:lang w:val="ro-RO"/>
+        </w:rPr>
+      </w:pPr>
       <w:r>
         <w:rPr>
           <w:sz w:val="28"/>
@@ -2940,9 +3335,8 @@
           <w:highlight w:val="lightGray"/>
           <w:lang w:val="ro-RO"/>
         </w:rPr>
-        <w:t>ls</w:t>
-      </w:r>
-      <w:proofErr w:type="spellEnd"/>
+        <w:t>sudo nano /etc/netplan/01-netcfg</w:t>
+      </w:r>
       <w:r>
         <w:rPr>
           <w:sz w:val="28"/>
@@ -2950,195 +3344,6 @@
           <w:highlight w:val="lightGray"/>
           <w:lang w:val="ro-RO"/>
         </w:rPr>
-        <w:t xml:space="preserve"> /etc/</w:t>
-      </w:r>
-      <w:proofErr w:type="spellStart"/>
-      <w:r>
-        <w:rPr>
-          <w:sz w:val="28"/>
-          <w:szCs w:val="28"/>
-          <w:highlight w:val="lightGray"/>
-          <w:lang w:val="ro-RO"/>
-        </w:rPr>
-        <w:t>netplan</w:t>
-      </w:r>
-      <w:proofErr w:type="spellEnd"/>
-      <w:r>
-        <w:rPr>
-          <w:sz w:val="28"/>
-          <w:szCs w:val="28"/>
-          <w:lang w:val="ro-RO"/>
-        </w:rPr>
-        <w:t xml:space="preserve"> (arată toate configurările de pe mașină)</w:t>
-      </w:r>
-    </w:p>
-    <w:p>
-      <w:pPr>
-        <w:spacing w:line="360" w:lineRule="auto"/>
-        <w:rPr>
-          <w:sz w:val="28"/>
-          <w:szCs w:val="28"/>
-          <w:lang w:val="ro-RO"/>
-        </w:rPr>
-      </w:pPr>
-      <w:r>
-        <w:rPr>
-          <w:sz w:val="28"/>
-          <w:szCs w:val="28"/>
-          <w:highlight w:val="lightGray"/>
-          <w:lang w:val="ro-RO"/>
-        </w:rPr>
-        <w:t>cat /etc/</w:t>
-      </w:r>
-      <w:proofErr w:type="spellStart"/>
-      <w:r>
-        <w:rPr>
-          <w:sz w:val="28"/>
-          <w:szCs w:val="28"/>
-          <w:highlight w:val="lightGray"/>
-          <w:lang w:val="ro-RO"/>
-        </w:rPr>
-        <w:t>netplan</w:t>
-      </w:r>
-      <w:proofErr w:type="spellEnd"/>
-      <w:r>
-        <w:rPr>
-          <w:sz w:val="28"/>
-          <w:szCs w:val="28"/>
-          <w:highlight w:val="lightGray"/>
-          <w:lang w:val="ro-RO"/>
-        </w:rPr>
-        <w:t>/0</w:t>
-      </w:r>
-      <w:r>
-        <w:rPr>
-          <w:sz w:val="28"/>
-          <w:szCs w:val="28"/>
-          <w:highlight w:val="lightGray"/>
-          <w:lang w:val="ro-RO"/>
-        </w:rPr>
-        <w:t>1</w:t>
-      </w:r>
-      <w:r>
-        <w:rPr>
-          <w:sz w:val="28"/>
-          <w:szCs w:val="28"/>
-          <w:highlight w:val="lightGray"/>
-          <w:lang w:val="ro-RO"/>
-        </w:rPr>
-        <w:t>-netcfg.yaml</w:t>
-      </w:r>
-      <w:r>
-        <w:rPr>
-          <w:sz w:val="28"/>
-          <w:szCs w:val="28"/>
-          <w:lang w:val="ro-RO"/>
-        </w:rPr>
-        <w:t xml:space="preserve"> (prezint</w:t>
-      </w:r>
-      <w:r>
-        <w:rPr>
-          <w:sz w:val="28"/>
-          <w:szCs w:val="28"/>
-          <w:lang w:val="ro-RO"/>
-        </w:rPr>
-        <w:t xml:space="preserve">ă conținutul configurației 01- </w:t>
-      </w:r>
-      <w:proofErr w:type="spellStart"/>
-      <w:r>
-        <w:rPr>
-          <w:sz w:val="28"/>
-          <w:szCs w:val="28"/>
-          <w:lang w:val="ro-RO"/>
-        </w:rPr>
-        <w:t>netcfg.yaml</w:t>
-      </w:r>
-      <w:proofErr w:type="spellEnd"/>
-      <w:r>
-        <w:rPr>
-          <w:sz w:val="28"/>
-          <w:szCs w:val="28"/>
-          <w:lang w:val="ro-RO"/>
-        </w:rPr>
-        <w:t>)</w:t>
-      </w:r>
-    </w:p>
-    <w:p>
-      <w:pPr>
-        <w:spacing w:line="360" w:lineRule="auto"/>
-        <w:rPr>
-          <w:sz w:val="28"/>
-          <w:szCs w:val="28"/>
-          <w:lang w:val="ro-RO"/>
-        </w:rPr>
-      </w:pPr>
-      <w:proofErr w:type="spellStart"/>
-      <w:r>
-        <w:rPr>
-          <w:sz w:val="28"/>
-          <w:szCs w:val="28"/>
-          <w:highlight w:val="lightGray"/>
-          <w:lang w:val="ro-RO"/>
-        </w:rPr>
-        <w:t>sudo</w:t>
-      </w:r>
-      <w:proofErr w:type="spellEnd"/>
-      <w:r>
-        <w:rPr>
-          <w:sz w:val="28"/>
-          <w:szCs w:val="28"/>
-          <w:highlight w:val="lightGray"/>
-          <w:lang w:val="ro-RO"/>
-        </w:rPr>
-        <w:t xml:space="preserve"> </w:t>
-      </w:r>
-      <w:proofErr w:type="spellStart"/>
-      <w:r>
-        <w:rPr>
-          <w:sz w:val="28"/>
-          <w:szCs w:val="28"/>
-          <w:highlight w:val="lightGray"/>
-          <w:lang w:val="ro-RO"/>
-        </w:rPr>
-        <w:t>nano</w:t>
-      </w:r>
-      <w:proofErr w:type="spellEnd"/>
-      <w:r>
-        <w:rPr>
-          <w:sz w:val="28"/>
-          <w:szCs w:val="28"/>
-          <w:highlight w:val="lightGray"/>
-          <w:lang w:val="ro-RO"/>
-        </w:rPr>
-        <w:t xml:space="preserve"> /etc/</w:t>
-      </w:r>
-      <w:proofErr w:type="spellStart"/>
-      <w:r>
-        <w:rPr>
-          <w:sz w:val="28"/>
-          <w:szCs w:val="28"/>
-          <w:highlight w:val="lightGray"/>
-          <w:lang w:val="ro-RO"/>
-        </w:rPr>
-        <w:t>netplan</w:t>
-      </w:r>
-      <w:proofErr w:type="spellEnd"/>
-      <w:r>
-        <w:rPr>
-          <w:sz w:val="28"/>
-          <w:szCs w:val="28"/>
-          <w:highlight w:val="lightGray"/>
-          <w:lang w:val="ro-RO"/>
-        </w:rPr>
-        <w:t>/01-netcfg</w:t>
-      </w:r>
-      <w:r>
-        <w:rPr>
-          <w:sz w:val="28"/>
-          <w:szCs w:val="28"/>
-          <w:highlight w:val="lightGray"/>
-          <w:lang w:val="ro-RO"/>
-        </w:rPr>
         <w:t>.yaml</w:t>
       </w:r>
       <w:r>
@@ -3159,6 +3364,110 @@
           <w:lang w:val="ro-RO"/>
         </w:rPr>
       </w:pPr>
+      <w:r>
+        <w:rPr>
+          <w:noProof/>
+        </w:rPr>
+        <mc:AlternateContent>
+          <mc:Choice Requires="wps">
+            <w:drawing>
+              <wp:anchor distT="0" distB="0" distL="114300" distR="114300" simplePos="0" relativeHeight="251681792" behindDoc="0" locked="0" layoutInCell="1" allowOverlap="1" wp14:anchorId="5980B728" wp14:editId="5092A721">
+                <wp:simplePos x="0" y="0"/>
+                <wp:positionH relativeFrom="column">
+                  <wp:posOffset>3470910</wp:posOffset>
+                </wp:positionH>
+                <wp:positionV relativeFrom="paragraph">
+                  <wp:posOffset>3034665</wp:posOffset>
+                </wp:positionV>
+                <wp:extent cx="3168650" cy="635"/>
+                <wp:effectExtent l="0" t="0" r="0" b="0"/>
+                <wp:wrapSquare wrapText="bothSides"/>
+                <wp:docPr id="19" name="Text Box 19"/>
+                <wp:cNvGraphicFramePr/>
+                <a:graphic xmlns:a="http://schemas.openxmlformats.org/drawingml/2006/main">
+                  <a:graphicData uri="http://schemas.microsoft.com/office/word/2010/wordprocessingShape">
+                    <wps:wsp>
+                      <wps:cNvSpPr txBox="1"/>
+                      <wps:spPr>
+                        <a:xfrm>
+                          <a:off x="0" y="0"/>
+                          <a:ext cx="3168650" cy="635"/>
+                        </a:xfrm>
+                        <a:prstGeom prst="rect">
+                          <a:avLst/>
+                        </a:prstGeom>
+                        <a:solidFill>
+                          <a:prstClr val="white"/>
+                        </a:solidFill>
+                        <a:ln>
+                          <a:noFill/>
+                        </a:ln>
+                      </wps:spPr>
+                      <wps:txbx>
+                        <w:txbxContent>
+                          <w:p>
+                            <w:pPr>
+                              <w:pStyle w:val="Caption"/>
+                              <w:jc w:val="center"/>
+                              <w:rPr>
+                                <w:noProof/>
+                                <w:sz w:val="24"/>
+                                <w:szCs w:val="24"/>
+                                <w:lang w:val="ro-RO"/>
+                              </w:rPr>
+                            </w:pPr>
+                            <w:r>
+                              <w:rPr>
+                                <w:lang w:val="ro-RO"/>
+                              </w:rPr>
+                              <w:t>Figura 7. Editarea fișierului 01-netcfg.yaml prin nano.</w:t>
+                            </w:r>
+                          </w:p>
+                        </w:txbxContent>
+                      </wps:txbx>
+                      <wps:bodyPr rot="0" spcFirstLastPara="0" vertOverflow="overflow" horzOverflow="overflow" vert="horz" wrap="square" lIns="0" tIns="0" rIns="0" bIns="0" numCol="1" spcCol="0" rtlCol="0" fromWordArt="0" anchor="t" anchorCtr="0" forceAA="0" compatLnSpc="1">
+                        <a:prstTxWarp prst="textNoShape">
+                          <a:avLst/>
+                        </a:prstTxWarp>
+                        <a:spAutoFit/>
+                      </wps:bodyPr>
+                    </wps:wsp>
+                  </a:graphicData>
+                </a:graphic>
+              </wp:anchor>
+            </w:drawing>
+          </mc:Choice>
+          <mc:Fallback>
+            <w:pict>
+              <v:shape w14:anchorId="5980B728" id="Text Box 19" o:spid="_x0000_s1031" type="#_x0000_t202" style="position:absolute;margin-left:273.3pt;margin-top:238.95pt;width:249.5pt;height:.05pt;z-index:251681792;visibility:visible;mso-wrap-style:square;mso-wrap-distance-left:9pt;mso-wrap-distance-top:0;mso-wrap-distance-right:9pt;mso-wrap-distance-bottom:0;mso-position-horizontal:absolute;mso-position-horizontal-relative:text;mso-position-vertical:absolute;mso-position-vertical-relative:text;v-text-anchor:top" o:gfxdata="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" stroked="f">
+                <v:textbox style="mso-fit-shape-to-text:t" inset="0,0,0,0">
+                  <w:txbxContent>
+                    <w:p>
+                      <w:pPr>
+                        <w:pStyle w:val="Caption"/>
+                        <w:jc w:val="center"/>
+                        <w:rPr>
+                          <w:noProof/>
+                          <w:sz w:val="24"/>
+                          <w:szCs w:val="24"/>
+                          <w:lang w:val="ro-RO"/>
+                        </w:rPr>
+                      </w:pPr>
+                      <w:r>
+                        <w:rPr>
+                          <w:lang w:val="ro-RO"/>
+                        </w:rPr>
+                        <w:t>Figura 7. Editarea fișierului 01-netcfg.yaml prin nano.</w:t>
+                      </w:r>
+                    </w:p>
+                  </w:txbxContent>
+                </v:textbox>
+                <w10:wrap type="square"/>
+              </v:shape>
+            </w:pict>
+          </mc:Fallback>
+        </mc:AlternateContent>
+      </w:r>
       <w:r>
         <w:rPr>
           <w:noProof/>
@@ -3223,6 +3532,122 @@
         <w:rPr>
           <w:noProof/>
         </w:rPr>
+        <mc:AlternateContent>
+          <mc:Choice Requires="wps">
+            <w:drawing>
+              <wp:anchor distT="0" distB="0" distL="114300" distR="114300" simplePos="0" relativeHeight="251679744" behindDoc="0" locked="0" layoutInCell="1" allowOverlap="1" wp14:anchorId="1AE663B7" wp14:editId="05D74565">
+                <wp:simplePos x="0" y="0"/>
+                <wp:positionH relativeFrom="column">
+                  <wp:posOffset>-19050</wp:posOffset>
+                </wp:positionH>
+                <wp:positionV relativeFrom="paragraph">
+                  <wp:posOffset>3012440</wp:posOffset>
+                </wp:positionV>
+                <wp:extent cx="3101340" cy="635"/>
+                <wp:effectExtent l="0" t="0" r="0" b="0"/>
+                <wp:wrapSquare wrapText="bothSides"/>
+                <wp:docPr id="18" name="Text Box 18"/>
+                <wp:cNvGraphicFramePr/>
+                <a:graphic xmlns:a="http://schemas.openxmlformats.org/drawingml/2006/main">
+                  <a:graphicData uri="http://schemas.microsoft.com/office/word/2010/wordprocessingShape">
+                    <wps:wsp>
+                      <wps:cNvSpPr txBox="1"/>
+                      <wps:spPr>
+                        <a:xfrm>
+                          <a:off x="0" y="0"/>
+                          <a:ext cx="3101340" cy="635"/>
+                        </a:xfrm>
+                        <a:prstGeom prst="rect">
+                          <a:avLst/>
+                        </a:prstGeom>
+                        <a:solidFill>
+                          <a:prstClr val="white"/>
+                        </a:solidFill>
+                        <a:ln>
+                          <a:noFill/>
+                        </a:ln>
+                      </wps:spPr>
+                      <wps:txbx>
+                        <w:txbxContent>
+                          <w:p>
+                            <w:pPr>
+                              <w:pStyle w:val="Caption"/>
+                              <w:jc w:val="center"/>
+                              <w:rPr>
+                                <w:noProof/>
+                                <w:sz w:val="24"/>
+                                <w:szCs w:val="24"/>
+                                <w:lang w:val="ro-RO"/>
+                              </w:rPr>
+                            </w:pPr>
+                            <w:r>
+                              <w:rPr>
+                                <w:lang w:val="ro-RO"/>
+                              </w:rPr>
+                              <w:t xml:space="preserve">Figura 6. </w:t>
+                            </w:r>
+                            <w:r>
+                              <w:rPr>
+                                <w:lang w:val="ro-RO"/>
+                              </w:rPr>
+                              <w:t>Comenzile din terminalul Ubuntu</w:t>
+                            </w:r>
+                          </w:p>
+                        </w:txbxContent>
+                      </wps:txbx>
+                      <wps:bodyPr rot="0" spcFirstLastPara="0" vertOverflow="overflow" horzOverflow="overflow" vert="horz" wrap="square" lIns="0" tIns="0" rIns="0" bIns="0" numCol="1" spcCol="0" rtlCol="0" fromWordArt="0" anchor="t" anchorCtr="0" forceAA="0" compatLnSpc="1">
+                        <a:prstTxWarp prst="textNoShape">
+                          <a:avLst/>
+                        </a:prstTxWarp>
+                        <a:spAutoFit/>
+                      </wps:bodyPr>
+                    </wps:wsp>
+                  </a:graphicData>
+                </a:graphic>
+              </wp:anchor>
+            </w:drawing>
+          </mc:Choice>
+          <mc:Fallback>
+            <w:pict>
+              <v:shape w14:anchorId="1AE663B7" id="Text Box 18" o:spid="_x0000_s1032" type="#_x0000_t202" style="position:absolute;margin-left:-1.5pt;margin-top:237.2pt;width:244.2pt;height:.05pt;z-index:251679744;visibility:visible;mso-wrap-style:square;mso-wrap-distance-left:9pt;mso-wrap-distance-top:0;mso-wrap-distance-right:9pt;mso-wrap-distance-bottom:0;mso-position-horizontal:absolute;mso-position-horizontal-relative:text;mso-position-vertical:absolute;mso-position-vertical-relative:text;v-text-anchor:top" o:gfxdata="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" stroked="f">
+                <v:textbox style="mso-fit-shape-to-text:t" inset="0,0,0,0">
+                  <w:txbxContent>
+                    <w:p>
+                      <w:pPr>
+                        <w:pStyle w:val="Caption"/>
+                        <w:jc w:val="center"/>
+                        <w:rPr>
+                          <w:noProof/>
+                          <w:sz w:val="24"/>
+                          <w:szCs w:val="24"/>
+                          <w:lang w:val="ro-RO"/>
+                        </w:rPr>
+                      </w:pPr>
+                      <w:r>
+                        <w:rPr>
+                          <w:lang w:val="ro-RO"/>
+                        </w:rPr>
+                        <w:t xml:space="preserve">Figura 6. </w:t>
+                      </w:r>
+                      <w:r>
+                        <w:rPr>
+                          <w:lang w:val="ro-RO"/>
+                        </w:rPr>
+                        <w:t>Comenzile din terminalul Ubuntu</w:t>
+                      </w:r>
+                    </w:p>
+                  </w:txbxContent>
+                </v:textbox>
+                <w10:wrap type="square"/>
+              </v:shape>
+            </w:pict>
+          </mc:Fallback>
+        </mc:AlternateContent>
+      </w:r>
+      <w:r>
+        <w:rPr>
+          <w:noProof/>
+        </w:rPr>
         <w:drawing>
           <wp:anchor distT="0" distB="0" distL="114300" distR="114300" simplePos="0" relativeHeight="251663360" behindDoc="0" locked="0" layoutInCell="1" allowOverlap="1" wp14:anchorId="6BB089C1" wp14:editId="0ABC5952">
             <wp:simplePos x="0" y="0"/>
@@ -3279,25 +3704,7 @@
           <w:szCs w:val="28"/>
           <w:lang w:val="ro-RO"/>
         </w:rPr>
-        <w:t xml:space="preserve">Aici adaug adresa  pe care o doresc și opresc </w:t>
-      </w:r>
-      <w:proofErr w:type="spellStart"/>
-      <w:r>
-        <w:rPr>
-          <w:sz w:val="28"/>
-          <w:szCs w:val="28"/>
-          <w:lang w:val="ro-RO"/>
-        </w:rPr>
-        <w:t>dhcp</w:t>
-      </w:r>
-      <w:proofErr w:type="spellEnd"/>
-      <w:r>
-        <w:rPr>
-          <w:sz w:val="28"/>
-          <w:szCs w:val="28"/>
-          <w:lang w:val="ro-RO"/>
-        </w:rPr>
-        <w:t>.</w:t>
+        <w:t>Aici adaug adresa  pe care o doresc și opresc dhcp.</w:t>
       </w:r>
     </w:p>
     <w:p>
@@ -3330,6 +3737,7 @@
           <w:highlight w:val="lightGray"/>
           <w:lang w:val="ro-RO"/>
         </w:rPr>
+        <w:lastRenderedPageBreak/>
         <w:t xml:space="preserve">sudo </w:t>
       </w:r>
       <w:r>
@@ -3478,6 +3886,134 @@
           <w:lang w:val="en-US"/>
         </w:rPr>
       </w:pPr>
+      <w:r>
+        <w:rPr>
+          <w:noProof/>
+        </w:rPr>
+        <mc:AlternateContent>
+          <mc:Choice Requires="wps">
+            <w:drawing>
+              <wp:anchor distT="0" distB="0" distL="114300" distR="114300" simplePos="0" relativeHeight="251683840" behindDoc="0" locked="0" layoutInCell="1" allowOverlap="1" wp14:anchorId="3572A874" wp14:editId="2D1C6C47">
+                <wp:simplePos x="0" y="0"/>
+                <wp:positionH relativeFrom="column">
+                  <wp:posOffset>-22860</wp:posOffset>
+                </wp:positionH>
+                <wp:positionV relativeFrom="paragraph">
+                  <wp:posOffset>1325880</wp:posOffset>
+                </wp:positionV>
+                <wp:extent cx="6692265" cy="635"/>
+                <wp:effectExtent l="0" t="0" r="0" b="0"/>
+                <wp:wrapSquare wrapText="bothSides"/>
+                <wp:docPr id="20" name="Text Box 20"/>
+                <wp:cNvGraphicFramePr/>
+                <a:graphic xmlns:a="http://schemas.openxmlformats.org/drawingml/2006/main">
+                  <a:graphicData uri="http://schemas.microsoft.com/office/word/2010/wordprocessingShape">
+                    <wps:wsp>
+                      <wps:cNvSpPr txBox="1"/>
+                      <wps:spPr>
+                        <a:xfrm>
+                          <a:off x="0" y="0"/>
+                          <a:ext cx="6692265" cy="635"/>
+                        </a:xfrm>
+                        <a:prstGeom prst="rect">
+                          <a:avLst/>
+                        </a:prstGeom>
+                        <a:solidFill>
+                          <a:prstClr val="white"/>
+                        </a:solidFill>
+                        <a:ln>
+                          <a:noFill/>
+                        </a:ln>
+                      </wps:spPr>
+                      <wps:txbx>
+                        <w:txbxContent>
+                          <w:p>
+                            <w:pPr>
+                              <w:pStyle w:val="Caption"/>
+                              <w:jc w:val="center"/>
+                              <w:rPr>
+                                <w:noProof/>
+                                <w:sz w:val="28"/>
+                                <w:szCs w:val="28"/>
+                                <w:lang w:val="ro-RO"/>
+                              </w:rPr>
+                            </w:pPr>
+                            <w:r>
+                              <w:rPr>
+                                <w:lang w:val="ro-RO"/>
+                              </w:rPr>
+                              <w:t xml:space="preserve">Figura 8. Comanda care a înscris </w:t>
+                            </w:r>
+                            <w:r>
+                              <w:rPr>
+                                <w:lang w:val="ro-RO"/>
+                              </w:rPr>
+                              <w:t>în fișierul 99-disable-network-config.cfg pentru a dezactiva</w:t>
+                            </w:r>
+                            <w:r>
+                              <w:rPr>
+                                <w:lang w:val="ro-RO"/>
+                              </w:rPr>
+                              <w:t xml:space="preserve"> configurarea automată a rețelei</w:t>
+                            </w:r>
+                          </w:p>
+                        </w:txbxContent>
+                      </wps:txbx>
+                      <wps:bodyPr rot="0" spcFirstLastPara="0" vertOverflow="overflow" horzOverflow="overflow" vert="horz" wrap="square" lIns="0" tIns="0" rIns="0" bIns="0" numCol="1" spcCol="0" rtlCol="0" fromWordArt="0" anchor="t" anchorCtr="0" forceAA="0" compatLnSpc="1">
+                        <a:prstTxWarp prst="textNoShape">
+                          <a:avLst/>
+                        </a:prstTxWarp>
+                        <a:spAutoFit/>
+                      </wps:bodyPr>
+                    </wps:wsp>
+                  </a:graphicData>
+                </a:graphic>
+              </wp:anchor>
+            </w:drawing>
+          </mc:Choice>
+          <mc:Fallback>
+            <w:pict>
+              <v:shape w14:anchorId="3572A874" id="Text Box 20" o:spid="_x0000_s1033" type="#_x0000_t202" style="position:absolute;margin-left:-1.8pt;margin-top:104.4pt;width:526.95pt;height:.05pt;z-index:251683840;visibility:visible;mso-wrap-style:square;mso-wrap-distance-left:9pt;mso-wrap-distance-top:0;mso-wrap-distance-right:9pt;mso-wrap-distance-bottom:0;mso-position-horizontal:absolute;mso-position-horizontal-relative:text;mso-position-vertical:absolute;mso-position-vertical-relative:text;v-text-anchor:top" o:gfxdata="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" stroked="f">
+                <v:textbox style="mso-fit-shape-to-text:t" inset="0,0,0,0">
+                  <w:txbxContent>
+                    <w:p>
+                      <w:pPr>
+                        <w:pStyle w:val="Caption"/>
+                        <w:jc w:val="center"/>
+                        <w:rPr>
+                          <w:noProof/>
+                          <w:sz w:val="28"/>
+                          <w:szCs w:val="28"/>
+                          <w:lang w:val="ro-RO"/>
+                        </w:rPr>
+                      </w:pPr>
+                      <w:r>
+                        <w:rPr>
+                          <w:lang w:val="ro-RO"/>
+                        </w:rPr>
+                        <w:t xml:space="preserve">Figura 8. Comanda care a înscris </w:t>
+                      </w:r>
+                      <w:r>
+                        <w:rPr>
+                          <w:lang w:val="ro-RO"/>
+                        </w:rPr>
+                        <w:t>în fișierul 99-disable-network-config.cfg pentru a dezactiva</w:t>
+                      </w:r>
+                      <w:r>
+                        <w:rPr>
+                          <w:lang w:val="ro-RO"/>
+                        </w:rPr>
+                        <w:t xml:space="preserve"> configurarea automată a rețelei</w:t>
+                      </w:r>
+                    </w:p>
+                  </w:txbxContent>
+                </v:textbox>
+                <w10:wrap type="square"/>
+              </v:shape>
+            </w:pict>
+          </mc:Fallback>
+        </mc:AlternateContent>
+      </w:r>
       <w:r>
         <w:rPr>
           <w:noProof/>
@@ -3564,18 +4100,273 @@
           <w:lang w:val="ro-RO"/>
         </w:rPr>
       </w:pPr>
+    </w:p>
+    <w:p>
+      <w:pPr>
+        <w:spacing w:line="360" w:lineRule="auto"/>
+        <w:rPr>
+          <w:sz w:val="28"/>
+          <w:szCs w:val="28"/>
+          <w:lang w:val="ro-RO"/>
+        </w:rPr>
+      </w:pPr>
+      <w:r>
+        <w:rPr>
+          <w:sz w:val="28"/>
+          <w:szCs w:val="28"/>
+          <w:highlight w:val="lightGray"/>
+          <w:lang w:val="ro-RO"/>
+        </w:rPr>
+        <w:t>sudo chmod 600 /etc/netplan/01-netcfg.yaml</w:t>
+      </w:r>
+      <w:r>
+        <w:rPr>
+          <w:sz w:val="28"/>
+          <w:szCs w:val="28"/>
+          <w:lang w:val="ro-RO"/>
+        </w:rPr>
+        <w:t xml:space="preserve"> (ridică permisiunea necesară pentru a accesa configurația)</w:t>
+      </w:r>
+    </w:p>
+    <w:p>
+      <w:pPr>
+        <w:spacing w:line="360" w:lineRule="auto"/>
+        <w:rPr>
+          <w:sz w:val="28"/>
+          <w:szCs w:val="28"/>
+          <w:lang w:val="ro-RO"/>
+        </w:rPr>
+      </w:pPr>
+      <w:r>
+        <w:rPr>
+          <w:sz w:val="28"/>
+          <w:szCs w:val="28"/>
+          <w:highlight w:val="lightGray"/>
+          <w:lang w:val="ro-RO"/>
+        </w:rPr>
+        <w:t>sudo netplan apply</w:t>
+      </w:r>
+      <w:r>
+        <w:rPr>
+          <w:sz w:val="28"/>
+          <w:szCs w:val="28"/>
+          <w:lang w:val="ro-RO"/>
+        </w:rPr>
+        <w:t xml:space="preserve"> (aplică schimb</w:t>
+      </w:r>
+      <w:r>
+        <w:rPr>
+          <w:sz w:val="28"/>
+          <w:szCs w:val="28"/>
+          <w:lang w:val="ro-RO"/>
+        </w:rPr>
+        <w:t>ă</w:t>
+      </w:r>
+      <w:r>
+        <w:rPr>
+          <w:sz w:val="28"/>
+          <w:szCs w:val="28"/>
+          <w:lang w:val="ro-RO"/>
+        </w:rPr>
+        <w:t>rile efectuate in configurații)</w:t>
+      </w:r>
+    </w:p>
+    <w:p>
+      <w:pPr>
+        <w:spacing w:line="360" w:lineRule="auto"/>
+        <w:jc w:val="center"/>
+        <w:rPr>
+          <w:b/>
+          <w:bCs/>
+          <w:sz w:val="28"/>
+          <w:szCs w:val="28"/>
+          <w:lang w:val="ro-RO"/>
+        </w:rPr>
+      </w:pPr>
+    </w:p>
+    <w:p>
+      <w:pPr>
+        <w:spacing w:line="360" w:lineRule="auto"/>
+        <w:rPr>
+          <w:sz w:val="28"/>
+          <w:szCs w:val="28"/>
+          <w:lang w:val="ro-RO"/>
+        </w:rPr>
+      </w:pPr>
+      <w:r>
+        <w:rPr>
+          <w:sz w:val="28"/>
+          <w:szCs w:val="28"/>
+          <w:highlight w:val="lightGray"/>
+          <w:lang w:val="ro-RO"/>
+        </w:rPr>
+        <w:t>ip addr</w:t>
+      </w:r>
+      <w:r>
+        <w:rPr>
+          <w:sz w:val="28"/>
+          <w:szCs w:val="28"/>
+          <w:lang w:val="ro-RO"/>
+        </w:rPr>
+        <w:t xml:space="preserve"> (</w:t>
+      </w:r>
+      <w:r>
+        <w:rPr>
+          <w:sz w:val="28"/>
+          <w:szCs w:val="28"/>
+          <w:lang w:val="ro-RO"/>
+        </w:rPr>
+        <w:t>arată interfețele și informația lor</w:t>
+      </w:r>
+      <w:r>
+        <w:rPr>
+          <w:sz w:val="28"/>
+          <w:szCs w:val="28"/>
+          <w:lang w:val="ro-RO"/>
+        </w:rPr>
+        <w:t>)</w:t>
+      </w:r>
+    </w:p>
+    <w:p>
+      <w:pPr>
+        <w:spacing w:line="360" w:lineRule="auto"/>
+        <w:jc w:val="center"/>
+        <w:rPr>
+          <w:b/>
+          <w:bCs/>
+          <w:sz w:val="28"/>
+          <w:szCs w:val="28"/>
+          <w:lang w:val="ro-RO"/>
+        </w:rPr>
+      </w:pPr>
       <w:r>
         <w:rPr>
           <w:noProof/>
         </w:rPr>
+        <mc:AlternateContent>
+          <mc:Choice Requires="wps">
+            <w:drawing>
+              <wp:anchor distT="0" distB="0" distL="114300" distR="114300" simplePos="0" relativeHeight="251685888" behindDoc="0" locked="0" layoutInCell="1" allowOverlap="1" wp14:anchorId="4684A089" wp14:editId="2E60CCEC">
+                <wp:simplePos x="0" y="0"/>
+                <wp:positionH relativeFrom="column">
+                  <wp:posOffset>422910</wp:posOffset>
+                </wp:positionH>
+                <wp:positionV relativeFrom="paragraph">
+                  <wp:posOffset>566420</wp:posOffset>
+                </wp:positionV>
+                <wp:extent cx="5476875" cy="635"/>
+                <wp:effectExtent l="0" t="0" r="0" b="0"/>
+                <wp:wrapSquare wrapText="bothSides"/>
+                <wp:docPr id="21" name="Text Box 21"/>
+                <wp:cNvGraphicFramePr/>
+                <a:graphic xmlns:a="http://schemas.openxmlformats.org/drawingml/2006/main">
+                  <a:graphicData uri="http://schemas.microsoft.com/office/word/2010/wordprocessingShape">
+                    <wps:wsp>
+                      <wps:cNvSpPr txBox="1"/>
+                      <wps:spPr>
+                        <a:xfrm>
+                          <a:off x="0" y="0"/>
+                          <a:ext cx="5476875" cy="635"/>
+                        </a:xfrm>
+                        <a:prstGeom prst="rect">
+                          <a:avLst/>
+                        </a:prstGeom>
+                        <a:solidFill>
+                          <a:prstClr val="white"/>
+                        </a:solidFill>
+                        <a:ln>
+                          <a:noFill/>
+                        </a:ln>
+                      </wps:spPr>
+                      <wps:txbx>
+                        <w:txbxContent>
+                          <w:p>
+                            <w:pPr>
+                              <w:pStyle w:val="Caption"/>
+                              <w:jc w:val="center"/>
+                              <w:rPr>
+                                <w:noProof/>
+                                <w:sz w:val="24"/>
+                                <w:szCs w:val="24"/>
+                                <w:lang w:val="ro-RO"/>
+                              </w:rPr>
+                            </w:pPr>
+                            <w:r>
+                              <w:rPr>
+                                <w:lang w:val="ro-RO"/>
+                              </w:rPr>
+                              <w:t xml:space="preserve">Figura 9. </w:t>
+                            </w:r>
+                            <w:r>
+                              <w:rPr>
+                                <w:lang w:val="ro-RO"/>
+                              </w:rPr>
+                              <w:t>Comanda care schimbă permisiunile necesare pentru a accesa 01-netcfg.yaml</w:t>
+                            </w:r>
+                          </w:p>
+                        </w:txbxContent>
+                      </wps:txbx>
+                      <wps:bodyPr rot="0" spcFirstLastPara="0" vertOverflow="overflow" horzOverflow="overflow" vert="horz" wrap="square" lIns="0" tIns="0" rIns="0" bIns="0" numCol="1" spcCol="0" rtlCol="0" fromWordArt="0" anchor="t" anchorCtr="0" forceAA="0" compatLnSpc="1">
+                        <a:prstTxWarp prst="textNoShape">
+                          <a:avLst/>
+                        </a:prstTxWarp>
+                        <a:spAutoFit/>
+                      </wps:bodyPr>
+                    </wps:wsp>
+                  </a:graphicData>
+                </a:graphic>
+              </wp:anchor>
+            </w:drawing>
+          </mc:Choice>
+          <mc:Fallback>
+            <w:pict>
+              <v:shape w14:anchorId="4684A089" id="Text Box 21" o:spid="_x0000_s1034" type="#_x0000_t202" style="position:absolute;left:0;text-align:left;margin-left:33.3pt;margin-top:44.6pt;width:431.25pt;height:.05pt;z-index:251685888;visibility:visible;mso-wrap-style:square;mso-wrap-distance-left:9pt;mso-wrap-distance-top:0;mso-wrap-distance-right:9pt;mso-wrap-distance-bottom:0;mso-position-horizontal:absolute;mso-position-horizontal-relative:text;mso-position-vertical:absolute;mso-position-vertical-relative:text;v-text-anchor:top" o:gfxdata="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" stroked="f">
+                <v:textbox style="mso-fit-shape-to-text:t" inset="0,0,0,0">
+                  <w:txbxContent>
+                    <w:p>
+                      <w:pPr>
+                        <w:pStyle w:val="Caption"/>
+                        <w:jc w:val="center"/>
+                        <w:rPr>
+                          <w:noProof/>
+                          <w:sz w:val="24"/>
+                          <w:szCs w:val="24"/>
+                          <w:lang w:val="ro-RO"/>
+                        </w:rPr>
+                      </w:pPr>
+                      <w:r>
+                        <w:rPr>
+                          <w:lang w:val="ro-RO"/>
+                        </w:rPr>
+                        <w:t xml:space="preserve">Figura 9. </w:t>
+                      </w:r>
+                      <w:r>
+                        <w:rPr>
+                          <w:lang w:val="ro-RO"/>
+                        </w:rPr>
+                        <w:t>Comanda care schimbă permisiunile necesare pentru a accesa 01-netcfg.yaml</w:t>
+                      </w:r>
+                    </w:p>
+                  </w:txbxContent>
+                </v:textbox>
+                <w10:wrap type="square"/>
+              </v:shape>
+            </w:pict>
+          </mc:Fallback>
+        </mc:AlternateContent>
+      </w:r>
+      <w:r>
+        <w:rPr>
+          <w:noProof/>
+        </w:rPr>
         <w:drawing>
-          <wp:anchor distT="0" distB="0" distL="114300" distR="114300" simplePos="0" relativeHeight="251666432" behindDoc="0" locked="0" layoutInCell="1" allowOverlap="1" wp14:anchorId="702BBAA3" wp14:editId="306C9846">
+          <wp:anchor distT="0" distB="0" distL="114300" distR="114300" simplePos="0" relativeHeight="251666432" behindDoc="0" locked="0" layoutInCell="1" allowOverlap="1" wp14:anchorId="702BBAA3" wp14:editId="2C14150B">
             <wp:simplePos x="0" y="0"/>
-            <wp:positionH relativeFrom="margin">
-              <wp:align>left</wp:align>
+            <wp:positionH relativeFrom="page">
+              <wp:align>center</wp:align>
             </wp:positionH>
             <wp:positionV relativeFrom="paragraph">
-              <wp:posOffset>1478915</wp:posOffset>
+              <wp:posOffset>13970</wp:posOffset>
             </wp:positionV>
             <wp:extent cx="5476875" cy="495300"/>
             <wp:effectExtent l="0" t="0" r="9525" b="0"/>
@@ -3618,196 +4409,161 @@
           </wp:anchor>
         </w:drawing>
       </w:r>
-      <w:proofErr w:type="spellStart"/>
-      <w:r>
-        <w:rPr>
-          <w:sz w:val="28"/>
-          <w:szCs w:val="28"/>
-          <w:highlight w:val="lightGray"/>
-          <w:lang w:val="ro-RO"/>
-        </w:rPr>
-        <w:t>sudo</w:t>
-      </w:r>
-      <w:proofErr w:type="spellEnd"/>
-      <w:r>
-        <w:rPr>
-          <w:sz w:val="28"/>
-          <w:szCs w:val="28"/>
-          <w:highlight w:val="lightGray"/>
-          <w:lang w:val="ro-RO"/>
-        </w:rPr>
-        <w:t xml:space="preserve"> </w:t>
-      </w:r>
-      <w:proofErr w:type="spellStart"/>
-      <w:r>
-        <w:rPr>
-          <w:sz w:val="28"/>
-          <w:szCs w:val="28"/>
-          <w:highlight w:val="lightGray"/>
-          <w:lang w:val="ro-RO"/>
-        </w:rPr>
-        <w:t>chmod</w:t>
-      </w:r>
-      <w:proofErr w:type="spellEnd"/>
-      <w:r>
-        <w:rPr>
-          <w:sz w:val="28"/>
-          <w:szCs w:val="28"/>
-          <w:highlight w:val="lightGray"/>
-          <w:lang w:val="ro-RO"/>
-        </w:rPr>
-        <w:t xml:space="preserve"> 600 /etc/</w:t>
-      </w:r>
-      <w:proofErr w:type="spellStart"/>
-      <w:r>
-        <w:rPr>
-          <w:sz w:val="28"/>
-          <w:szCs w:val="28"/>
-          <w:highlight w:val="lightGray"/>
-          <w:lang w:val="ro-RO"/>
-        </w:rPr>
-        <w:t>netplan</w:t>
-      </w:r>
-      <w:proofErr w:type="spellEnd"/>
-      <w:r>
-        <w:rPr>
-          <w:sz w:val="28"/>
-          <w:szCs w:val="28"/>
-          <w:highlight w:val="lightGray"/>
-          <w:lang w:val="ro-RO"/>
-        </w:rPr>
-        <w:t>/01-netcfg.yaml</w:t>
-      </w:r>
-      <w:r>
-        <w:rPr>
-          <w:sz w:val="28"/>
-          <w:szCs w:val="28"/>
-          <w:lang w:val="ro-RO"/>
-        </w:rPr>
-        <w:t xml:space="preserve"> (ridică permisiunea necesară pentru a accesa configurația)</w:t>
-      </w:r>
-    </w:p>
-    <w:p>
-      <w:pPr>
-        <w:spacing w:line="360" w:lineRule="auto"/>
-        <w:rPr>
-          <w:sz w:val="28"/>
-          <w:szCs w:val="28"/>
-          <w:lang w:val="ro-RO"/>
-        </w:rPr>
-      </w:pPr>
-      <w:proofErr w:type="spellStart"/>
-      <w:r>
-        <w:rPr>
-          <w:sz w:val="28"/>
-          <w:szCs w:val="28"/>
-          <w:highlight w:val="lightGray"/>
-          <w:lang w:val="ro-RO"/>
-        </w:rPr>
-        <w:lastRenderedPageBreak/>
-        <w:t>sudo</w:t>
-      </w:r>
-      <w:proofErr w:type="spellEnd"/>
-      <w:r>
-        <w:rPr>
-          <w:sz w:val="28"/>
-          <w:szCs w:val="28"/>
-          <w:highlight w:val="lightGray"/>
-          <w:lang w:val="ro-RO"/>
-        </w:rPr>
-        <w:t xml:space="preserve"> </w:t>
-      </w:r>
-      <w:proofErr w:type="spellStart"/>
-      <w:r>
-        <w:rPr>
-          <w:sz w:val="28"/>
-          <w:szCs w:val="28"/>
-          <w:highlight w:val="lightGray"/>
-          <w:lang w:val="ro-RO"/>
-        </w:rPr>
-        <w:t>netplan</w:t>
-      </w:r>
-      <w:proofErr w:type="spellEnd"/>
-      <w:r>
-        <w:rPr>
-          <w:sz w:val="28"/>
-          <w:szCs w:val="28"/>
-          <w:highlight w:val="lightGray"/>
-          <w:lang w:val="ro-RO"/>
-        </w:rPr>
-        <w:t xml:space="preserve"> </w:t>
-      </w:r>
-      <w:proofErr w:type="spellStart"/>
-      <w:r>
-        <w:rPr>
-          <w:sz w:val="28"/>
-          <w:szCs w:val="28"/>
-          <w:highlight w:val="lightGray"/>
-          <w:lang w:val="ro-RO"/>
-        </w:rPr>
-        <w:t>apply</w:t>
-      </w:r>
-      <w:proofErr w:type="spellEnd"/>
-      <w:r>
-        <w:rPr>
-          <w:sz w:val="28"/>
-          <w:szCs w:val="28"/>
-          <w:lang w:val="ro-RO"/>
-        </w:rPr>
-        <w:t xml:space="preserve"> (aplică schimb</w:t>
-      </w:r>
-      <w:r>
-        <w:rPr>
-          <w:sz w:val="28"/>
-          <w:szCs w:val="28"/>
-          <w:lang w:val="ro-RO"/>
-        </w:rPr>
-        <w:t>ă</w:t>
-      </w:r>
-      <w:r>
-        <w:rPr>
-          <w:sz w:val="28"/>
-          <w:szCs w:val="28"/>
-          <w:lang w:val="ro-RO"/>
-        </w:rPr>
-        <w:t>rile efectuate in configurații)</w:t>
-      </w:r>
-    </w:p>
-    <w:p>
-      <w:pPr>
-        <w:spacing w:line="360" w:lineRule="auto"/>
-        <w:jc w:val="center"/>
-        <w:rPr>
-          <w:b/>
-          <w:bCs/>
-          <w:sz w:val="28"/>
-          <w:szCs w:val="28"/>
-          <w:lang w:val="ro-RO"/>
-        </w:rPr>
-      </w:pPr>
-    </w:p>
-    <w:p>
-      <w:pPr>
-        <w:spacing w:line="360" w:lineRule="auto"/>
-        <w:rPr>
-          <w:sz w:val="28"/>
-          <w:szCs w:val="28"/>
-          <w:lang w:val="ro-RO"/>
-        </w:rPr>
-      </w:pPr>
+    </w:p>
+    <w:p>
+      <w:pPr>
+        <w:spacing w:line="360" w:lineRule="auto"/>
+        <w:ind w:left="360"/>
+        <w:rPr>
+          <w:b/>
+          <w:bCs/>
+          <w:sz w:val="28"/>
+          <w:szCs w:val="28"/>
+          <w:lang w:val="ro-RO"/>
+        </w:rPr>
+      </w:pPr>
+    </w:p>
+    <w:p>
+      <w:pPr>
+        <w:spacing w:line="360" w:lineRule="auto"/>
+        <w:ind w:left="360"/>
+        <w:rPr>
+          <w:b/>
+          <w:bCs/>
+          <w:sz w:val="28"/>
+          <w:szCs w:val="28"/>
+          <w:lang w:val="ro-RO"/>
+        </w:rPr>
+      </w:pPr>
+      <w:r>
+        <w:rPr>
+          <w:noProof/>
+        </w:rPr>
+        <mc:AlternateContent>
+          <mc:Choice Requires="wps">
+            <w:drawing>
+              <wp:anchor distT="0" distB="0" distL="114300" distR="114300" simplePos="0" relativeHeight="251687936" behindDoc="0" locked="0" layoutInCell="1" allowOverlap="1" wp14:anchorId="29076306" wp14:editId="146CD8BB">
+                <wp:simplePos x="0" y="0"/>
+                <wp:positionH relativeFrom="column">
+                  <wp:posOffset>-180340</wp:posOffset>
+                </wp:positionH>
+                <wp:positionV relativeFrom="paragraph">
+                  <wp:posOffset>2432050</wp:posOffset>
+                </wp:positionV>
+                <wp:extent cx="6692265" cy="635"/>
+                <wp:effectExtent l="0" t="0" r="0" b="0"/>
+                <wp:wrapSquare wrapText="bothSides"/>
+                <wp:docPr id="22" name="Text Box 22"/>
+                <wp:cNvGraphicFramePr/>
+                <a:graphic xmlns:a="http://schemas.openxmlformats.org/drawingml/2006/main">
+                  <a:graphicData uri="http://schemas.microsoft.com/office/word/2010/wordprocessingShape">
+                    <wps:wsp>
+                      <wps:cNvSpPr txBox="1"/>
+                      <wps:spPr>
+                        <a:xfrm>
+                          <a:off x="0" y="0"/>
+                          <a:ext cx="6692265" cy="635"/>
+                        </a:xfrm>
+                        <a:prstGeom prst="rect">
+                          <a:avLst/>
+                        </a:prstGeom>
+                        <a:solidFill>
+                          <a:prstClr val="white"/>
+                        </a:solidFill>
+                        <a:ln>
+                          <a:noFill/>
+                        </a:ln>
+                      </wps:spPr>
+                      <wps:txbx>
+                        <w:txbxContent>
+                          <w:p>
+                            <w:pPr>
+                              <w:pStyle w:val="Caption"/>
+                              <w:jc w:val="center"/>
+                              <w:rPr>
+                                <w:noProof/>
+                                <w:sz w:val="24"/>
+                                <w:szCs w:val="24"/>
+                                <w:lang w:val="ro-RO"/>
+                              </w:rPr>
+                            </w:pPr>
+                            <w:r>
+                              <w:rPr>
+                                <w:lang w:val="ro-RO"/>
+                              </w:rPr>
+                              <w:t xml:space="preserve">Figura 10. Verificarea </w:t>
+                            </w:r>
+                            <w:r>
+                              <w:rPr>
+                                <w:lang w:val="ro-RO"/>
+                              </w:rPr>
+                              <w:t>adresei setate</w:t>
+                            </w:r>
+                          </w:p>
+                        </w:txbxContent>
+                      </wps:txbx>
+                      <wps:bodyPr rot="0" spcFirstLastPara="0" vertOverflow="overflow" horzOverflow="overflow" vert="horz" wrap="square" lIns="0" tIns="0" rIns="0" bIns="0" numCol="1" spcCol="0" rtlCol="0" fromWordArt="0" anchor="t" anchorCtr="0" forceAA="0" compatLnSpc="1">
+                        <a:prstTxWarp prst="textNoShape">
+                          <a:avLst/>
+                        </a:prstTxWarp>
+                        <a:spAutoFit/>
+                      </wps:bodyPr>
+                    </wps:wsp>
+                  </a:graphicData>
+                </a:graphic>
+              </wp:anchor>
+            </w:drawing>
+          </mc:Choice>
+          <mc:Fallback>
+            <w:pict>
+              <v:shape w14:anchorId="29076306" id="Text Box 22" o:spid="_x0000_s1035" type="#_x0000_t202" style="position:absolute;left:0;text-align:left;margin-left:-14.2pt;margin-top:191.5pt;width:526.95pt;height:.05pt;z-index:251687936;visibility:visible;mso-wrap-style:square;mso-wrap-distance-left:9pt;mso-wrap-distance-top:0;mso-wrap-distance-right:9pt;mso-wrap-distance-bottom:0;mso-position-horizontal:absolute;mso-position-horizontal-relative:text;mso-position-vertical:absolute;mso-position-vertical-relative:text;v-text-anchor:top" o:gfxdata="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" stroked="f">
+                <v:textbox style="mso-fit-shape-to-text:t" inset="0,0,0,0">
+                  <w:txbxContent>
+                    <w:p>
+                      <w:pPr>
+                        <w:pStyle w:val="Caption"/>
+                        <w:jc w:val="center"/>
+                        <w:rPr>
+                          <w:noProof/>
+                          <w:sz w:val="24"/>
+                          <w:szCs w:val="24"/>
+                          <w:lang w:val="ro-RO"/>
+                        </w:rPr>
+                      </w:pPr>
+                      <w:r>
+                        <w:rPr>
+                          <w:lang w:val="ro-RO"/>
+                        </w:rPr>
+                        <w:t xml:space="preserve">Figura 10. Verificarea </w:t>
+                      </w:r>
+                      <w:r>
+                        <w:rPr>
+                          <w:lang w:val="ro-RO"/>
+                        </w:rPr>
+                        <w:t>adresei setate</w:t>
+                      </w:r>
+                    </w:p>
+                  </w:txbxContent>
+                </v:textbox>
+                <w10:wrap type="square"/>
+              </v:shape>
+            </w:pict>
+          </mc:Fallback>
+        </mc:AlternateContent>
+      </w:r>
       <w:r>
         <w:rPr>
           <w:noProof/>
           <w:highlight w:val="lightGray"/>
         </w:rPr>
         <w:drawing>
-          <wp:anchor distT="0" distB="0" distL="114300" distR="114300" simplePos="0" relativeHeight="251665408" behindDoc="0" locked="0" layoutInCell="1" allowOverlap="1" wp14:anchorId="1C5DDE5F" wp14:editId="04EE4B34">
+          <wp:anchor distT="0" distB="0" distL="114300" distR="114300" simplePos="0" relativeHeight="251665408" behindDoc="0" locked="0" layoutInCell="1" allowOverlap="1" wp14:anchorId="1C5DDE5F" wp14:editId="49AAC0ED">
             <wp:simplePos x="0" y="0"/>
             <wp:positionH relativeFrom="page">
               <wp:align>center</wp:align>
             </wp:positionH>
             <wp:positionV relativeFrom="paragraph">
-              <wp:posOffset>419100</wp:posOffset>
+              <wp:posOffset>317500</wp:posOffset>
             </wp:positionV>
             <wp:extent cx="6692265" cy="2057400"/>
             <wp:effectExtent l="0" t="0" r="0" b="0"/>
@@ -3860,60 +4616,90 @@
           </wp:anchor>
         </w:drawing>
       </w:r>
-      <w:proofErr w:type="spellStart"/>
-      <w:r>
-        <w:rPr>
-          <w:sz w:val="28"/>
-          <w:szCs w:val="28"/>
-          <w:highlight w:val="lightGray"/>
-          <w:lang w:val="ro-RO"/>
-        </w:rPr>
-        <w:t>ip</w:t>
-      </w:r>
-      <w:proofErr w:type="spellEnd"/>
-      <w:r>
-        <w:rPr>
-          <w:sz w:val="28"/>
-          <w:szCs w:val="28"/>
-          <w:highlight w:val="lightGray"/>
-          <w:lang w:val="ro-RO"/>
-        </w:rPr>
-        <w:t xml:space="preserve"> </w:t>
-      </w:r>
-      <w:proofErr w:type="spellStart"/>
-      <w:r>
-        <w:rPr>
-          <w:sz w:val="28"/>
-          <w:szCs w:val="28"/>
-          <w:highlight w:val="lightGray"/>
-          <w:lang w:val="ro-RO"/>
-        </w:rPr>
-        <w:t>addr</w:t>
-      </w:r>
-      <w:proofErr w:type="spellEnd"/>
-      <w:r>
-        <w:rPr>
-          <w:sz w:val="28"/>
-          <w:szCs w:val="28"/>
-          <w:lang w:val="ro-RO"/>
-        </w:rPr>
-        <w:t xml:space="preserve"> (</w:t>
-      </w:r>
-      <w:r>
-        <w:rPr>
-          <w:sz w:val="28"/>
-          <w:szCs w:val="28"/>
-          <w:lang w:val="ro-RO"/>
-        </w:rPr>
-        <w:t>arată interfețele și informația lor</w:t>
-      </w:r>
-      <w:r>
-        <w:rPr>
-          <w:sz w:val="28"/>
-          <w:szCs w:val="28"/>
-          <w:lang w:val="ro-RO"/>
-        </w:rPr>
-        <w:t>)</w:t>
+    </w:p>
+    <w:p>
+      <w:pPr>
+        <w:spacing w:line="360" w:lineRule="auto"/>
+        <w:ind w:left="360"/>
+        <w:rPr>
+          <w:b/>
+          <w:bCs/>
+          <w:sz w:val="28"/>
+          <w:szCs w:val="28"/>
+          <w:lang w:val="ro-RO"/>
+        </w:rPr>
+      </w:pPr>
+    </w:p>
+    <w:p>
+      <w:pPr>
+        <w:spacing w:line="360" w:lineRule="auto"/>
+        <w:ind w:left="360"/>
+        <w:rPr>
+          <w:b/>
+          <w:bCs/>
+          <w:sz w:val="28"/>
+          <w:szCs w:val="28"/>
+          <w:lang w:val="ro-RO"/>
+        </w:rPr>
+      </w:pPr>
+    </w:p>
+    <w:p>
+      <w:pPr>
+        <w:spacing w:line="360" w:lineRule="auto"/>
+        <w:ind w:left="360"/>
+        <w:rPr>
+          <w:b/>
+          <w:bCs/>
+          <w:sz w:val="28"/>
+          <w:szCs w:val="28"/>
+          <w:lang w:val="ro-RO"/>
+        </w:rPr>
+      </w:pPr>
+    </w:p>
+    <w:p>
+      <w:pPr>
+        <w:spacing w:line="360" w:lineRule="auto"/>
+        <w:ind w:left="360"/>
+        <w:rPr>
+          <w:b/>
+          <w:bCs/>
+          <w:sz w:val="28"/>
+          <w:szCs w:val="28"/>
+          <w:lang w:val="ro-RO"/>
+        </w:rPr>
+      </w:pPr>
+    </w:p>
+    <w:p>
+      <w:pPr>
+        <w:spacing w:line="360" w:lineRule="auto"/>
+        <w:ind w:left="360"/>
+        <w:rPr>
+          <w:b/>
+          <w:bCs/>
+          <w:sz w:val="28"/>
+          <w:szCs w:val="28"/>
+          <w:lang w:val="ro-RO"/>
+        </w:rPr>
+      </w:pPr>
+      <w:r>
+        <w:rPr>
+          <w:b/>
+          <w:bCs/>
+          <w:sz w:val="28"/>
+          <w:szCs w:val="28"/>
+          <w:lang w:val="ro-RO"/>
+        </w:rPr>
+        <w:t>5.2.</w:t>
+      </w:r>
+      <w:r>
+        <w:rPr>
+          <w:b/>
+          <w:bCs/>
+          <w:sz w:val="28"/>
+          <w:szCs w:val="28"/>
+          <w:lang w:val="ro-RO"/>
+        </w:rPr>
+        <w:t>Ping</w:t>
       </w:r>
     </w:p>
     <w:p>
@@ -3921,120 +4707,169 @@
         <w:spacing w:line="360" w:lineRule="auto"/>
         <w:jc w:val="center"/>
         <w:rPr>
-          <w:b/>
-          <w:bCs/>
-          <w:sz w:val="28"/>
-          <w:szCs w:val="28"/>
-          <w:lang w:val="ro-RO"/>
-        </w:rPr>
-      </w:pPr>
-    </w:p>
-    <w:p>
-      <w:pPr>
-        <w:spacing w:line="360" w:lineRule="auto"/>
-        <w:ind w:left="360"/>
-        <w:rPr>
-          <w:b/>
-          <w:bCs/>
-          <w:sz w:val="28"/>
-          <w:szCs w:val="28"/>
-          <w:lang w:val="ro-RO"/>
-        </w:rPr>
-      </w:pPr>
-      <w:r>
-        <w:rPr>
-          <w:b/>
-          <w:bCs/>
-          <w:sz w:val="28"/>
-          <w:szCs w:val="28"/>
-          <w:lang w:val="ro-RO"/>
-        </w:rPr>
-        <w:t>5.2.</w:t>
-      </w:r>
-      <w:r>
-        <w:rPr>
-          <w:b/>
-          <w:bCs/>
-          <w:sz w:val="28"/>
-          <w:szCs w:val="28"/>
-          <w:lang w:val="ro-RO"/>
-        </w:rPr>
-        <w:t>Ping</w:t>
-      </w:r>
-    </w:p>
-    <w:p>
-      <w:pPr>
-        <w:spacing w:line="360" w:lineRule="auto"/>
-        <w:rPr>
-          <w:sz w:val="28"/>
-          <w:szCs w:val="28"/>
-          <w:lang w:val="ro-RO"/>
-        </w:rPr>
-      </w:pPr>
-      <w:proofErr w:type="spellStart"/>
-      <w:r>
-        <w:rPr>
-          <w:sz w:val="28"/>
-          <w:szCs w:val="28"/>
-          <w:lang w:val="ro-RO"/>
-        </w:rPr>
-        <w:t>Kali</w:t>
-      </w:r>
-      <w:proofErr w:type="spellEnd"/>
-      <w:r>
-        <w:rPr>
-          <w:sz w:val="28"/>
-          <w:szCs w:val="28"/>
-          <w:lang w:val="ro-RO"/>
-        </w:rPr>
-        <w:t xml:space="preserve"> </w:t>
-      </w:r>
-      <w:proofErr w:type="spellStart"/>
-      <w:r>
-        <w:rPr>
-          <w:sz w:val="28"/>
-          <w:szCs w:val="28"/>
-          <w:lang w:val="ro-RO"/>
-        </w:rPr>
-        <w:t>to</w:t>
-      </w:r>
-      <w:proofErr w:type="spellEnd"/>
-      <w:r>
-        <w:rPr>
-          <w:sz w:val="28"/>
-          <w:szCs w:val="28"/>
-          <w:lang w:val="ro-RO"/>
-        </w:rPr>
-        <w:t xml:space="preserve"> </w:t>
-      </w:r>
-      <w:proofErr w:type="spellStart"/>
-      <w:r>
-        <w:rPr>
-          <w:sz w:val="28"/>
-          <w:szCs w:val="28"/>
-          <w:lang w:val="ro-RO"/>
-        </w:rPr>
-        <w:t>Ubuntu</w:t>
-      </w:r>
-      <w:proofErr w:type="spellEnd"/>
-    </w:p>
-    <w:p>
-      <w:pPr>
-        <w:spacing w:line="360" w:lineRule="auto"/>
-        <w:rPr>
-          <w:sz w:val="28"/>
-          <w:szCs w:val="28"/>
-          <w:lang w:val="ro-RO"/>
-        </w:rPr>
+          <w:sz w:val="28"/>
+          <w:szCs w:val="28"/>
+          <w:lang w:val="ro-RO"/>
+        </w:rPr>
+      </w:pPr>
+      <w:r>
+        <w:rPr>
+          <w:sz w:val="28"/>
+          <w:szCs w:val="28"/>
+          <w:lang w:val="ro-RO"/>
+        </w:rPr>
+        <w:t>Kali to Ubuntu</w:t>
+      </w:r>
+    </w:p>
+    <w:p>
+      <w:pPr>
+        <w:keepNext/>
+        <w:spacing w:line="360" w:lineRule="auto"/>
       </w:pPr>
       <w:r>
         <w:rPr>
           <w:noProof/>
         </w:rPr>
+        <mc:AlternateContent>
+          <mc:Choice Requires="wps">
+            <w:drawing>
+              <wp:anchor distT="0" distB="0" distL="114300" distR="114300" simplePos="0" relativeHeight="251692032" behindDoc="0" locked="0" layoutInCell="1" allowOverlap="1" wp14:anchorId="388DD83A" wp14:editId="575E7285">
+                <wp:simplePos x="0" y="0"/>
+                <wp:positionH relativeFrom="column">
+                  <wp:posOffset>888365</wp:posOffset>
+                </wp:positionH>
+                <wp:positionV relativeFrom="paragraph">
+                  <wp:posOffset>1891665</wp:posOffset>
+                </wp:positionV>
+                <wp:extent cx="4914900" cy="635"/>
+                <wp:effectExtent l="0" t="0" r="0" b="0"/>
+                <wp:wrapSquare wrapText="bothSides"/>
+                <wp:docPr id="23" name="Text Box 23"/>
+                <wp:cNvGraphicFramePr/>
+                <a:graphic xmlns:a="http://schemas.openxmlformats.org/drawingml/2006/main">
+                  <a:graphicData uri="http://schemas.microsoft.com/office/word/2010/wordprocessingShape">
+                    <wps:wsp>
+                      <wps:cNvSpPr txBox="1"/>
+                      <wps:spPr>
+                        <a:xfrm>
+                          <a:off x="0" y="0"/>
+                          <a:ext cx="4914900" cy="635"/>
+                        </a:xfrm>
+                        <a:prstGeom prst="rect">
+                          <a:avLst/>
+                        </a:prstGeom>
+                        <a:solidFill>
+                          <a:prstClr val="white"/>
+                        </a:solidFill>
+                        <a:ln>
+                          <a:noFill/>
+                        </a:ln>
+                      </wps:spPr>
+                      <wps:txbx>
+                        <w:txbxContent>
+                          <w:p>
+                            <w:pPr>
+                              <w:pStyle w:val="Caption"/>
+                              <w:jc w:val="center"/>
+                              <w:rPr>
+                                <w:noProof/>
+                                <w:sz w:val="24"/>
+                                <w:szCs w:val="24"/>
+                                <w:lang w:val="ro-RO"/>
+                              </w:rPr>
+                            </w:pPr>
+                            <w:r>
+                              <w:rPr>
+                                <w:lang w:val="ro-RO"/>
+                              </w:rPr>
+                              <w:t>Figura 11. Ping din terminalul Kali către mașina vir</w:t>
+                            </w:r>
+                            <w:r>
+                              <w:rPr>
+                                <w:lang w:val="ro-RO"/>
+                              </w:rPr>
+                              <w:t>t</w:t>
+                            </w:r>
+                            <w:r>
+                              <w:rPr>
+                                <w:lang w:val="ro-RO"/>
+                              </w:rPr>
+                              <w:t>uală Ubuntu</w:t>
+                            </w:r>
+                          </w:p>
+                        </w:txbxContent>
+                      </wps:txbx>
+                      <wps:bodyPr rot="0" spcFirstLastPara="0" vertOverflow="overflow" horzOverflow="overflow" vert="horz" wrap="square" lIns="0" tIns="0" rIns="0" bIns="0" numCol="1" spcCol="0" rtlCol="0" fromWordArt="0" anchor="t" anchorCtr="0" forceAA="0" compatLnSpc="1">
+                        <a:prstTxWarp prst="textNoShape">
+                          <a:avLst/>
+                        </a:prstTxWarp>
+                        <a:spAutoFit/>
+                      </wps:bodyPr>
+                    </wps:wsp>
+                  </a:graphicData>
+                </a:graphic>
+              </wp:anchor>
+            </w:drawing>
+          </mc:Choice>
+          <mc:Fallback>
+            <w:pict>
+              <v:shape w14:anchorId="388DD83A" id="Text Box 23" o:spid="_x0000_s1036" type="#_x0000_t202" style="position:absolute;margin-left:69.95pt;margin-top:148.95pt;width:387pt;height:.05pt;z-index:251692032;visibility:visible;mso-wrap-style:square;mso-wrap-distance-left:9pt;mso-wrap-distance-top:0;mso-wrap-distance-right:9pt;mso-wrap-distance-bottom:0;mso-position-horizontal:absolute;mso-position-horizontal-relative:text;mso-position-vertical:absolute;mso-position-vertical-relative:text;v-text-anchor:top" o:gfxdata="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" stroked="f">
+                <v:textbox style="mso-fit-shape-to-text:t" inset="0,0,0,0">
+                  <w:txbxContent>
+                    <w:p>
+                      <w:pPr>
+                        <w:pStyle w:val="Caption"/>
+                        <w:jc w:val="center"/>
+                        <w:rPr>
+                          <w:noProof/>
+                          <w:sz w:val="24"/>
+                          <w:szCs w:val="24"/>
+                          <w:lang w:val="ro-RO"/>
+                        </w:rPr>
+                      </w:pPr>
+                      <w:r>
+                        <w:rPr>
+                          <w:lang w:val="ro-RO"/>
+                        </w:rPr>
+                        <w:t>Figura 11. Ping din terminalul Kali către mașina vir</w:t>
+                      </w:r>
+                      <w:r>
+                        <w:rPr>
+                          <w:lang w:val="ro-RO"/>
+                        </w:rPr>
+                        <w:t>t</w:t>
+                      </w:r>
+                      <w:r>
+                        <w:rPr>
+                          <w:lang w:val="ro-RO"/>
+                        </w:rPr>
+                        <w:t>uală Ubuntu</w:t>
+                      </w:r>
+                    </w:p>
+                  </w:txbxContent>
+                </v:textbox>
+                <w10:wrap type="square"/>
+              </v:shape>
+            </w:pict>
+          </mc:Fallback>
+        </mc:AlternateContent>
+      </w:r>
+      <w:r>
+        <w:rPr>
+          <w:noProof/>
+        </w:rPr>
         <w:drawing>
-          <wp:inline distT="0" distB="0" distL="0" distR="0" wp14:anchorId="2B4F54A4" wp14:editId="1D6EDF49">
+          <wp:anchor distT="0" distB="0" distL="114300" distR="114300" simplePos="0" relativeHeight="251688960" behindDoc="0" locked="0" layoutInCell="1" allowOverlap="1" wp14:anchorId="2B4F54A4" wp14:editId="5D73464E">
+            <wp:simplePos x="0" y="0"/>
+            <wp:positionH relativeFrom="margin">
+              <wp:align>center</wp:align>
+            </wp:positionH>
+            <wp:positionV relativeFrom="paragraph">
+              <wp:posOffset>5715</wp:posOffset>
+            </wp:positionV>
             <wp:extent cx="4914900" cy="1828800"/>
             <wp:effectExtent l="0" t="0" r="0" b="0"/>
+            <wp:wrapSquare wrapText="bothSides"/>
             <wp:docPr id="16" name="Picture 16"/>
             <wp:cNvGraphicFramePr>
               <a:graphicFrameLocks xmlns:a="http://schemas.openxmlformats.org/drawingml/2006/main" noChangeAspect="1"/>
@@ -4047,7 +4882,13 @@
                     <pic:cNvPicPr/>
                   </pic:nvPicPr>
                   <pic:blipFill>
-                    <a:blip r:embed="rId17"/>
+                    <a:blip r:embed="rId17">
+                      <a:extLst>
+                        <a:ext uri="{28A0092B-C50C-407E-A947-70E740481C1C}">
+                          <a14:useLocalDpi xmlns:a14="http://schemas.microsoft.com/office/drawing/2010/main" val="0"/>
+                        </a:ext>
+                      </a:extLst>
+                    </a:blip>
                     <a:stretch>
                       <a:fillRect/>
                     </a:stretch>
@@ -4064,7 +4905,7 @@
                 </pic:pic>
               </a:graphicData>
             </a:graphic>
-          </wp:inline>
+          </wp:anchor>
         </w:drawing>
       </w:r>
     </w:p>
@@ -4077,52 +4918,86 @@
           <w:lang w:val="ro-RO"/>
         </w:rPr>
       </w:pPr>
-      <w:proofErr w:type="spellStart"/>
-      <w:r>
-        <w:rPr>
-          <w:sz w:val="28"/>
-          <w:szCs w:val="28"/>
-          <w:lang w:val="ro-RO"/>
-        </w:rPr>
-        <w:t>Ubuntu</w:t>
-      </w:r>
-      <w:proofErr w:type="spellEnd"/>
-      <w:r>
-        <w:rPr>
-          <w:sz w:val="28"/>
-          <w:szCs w:val="28"/>
-          <w:lang w:val="ro-RO"/>
-        </w:rPr>
-        <w:t xml:space="preserve"> </w:t>
-      </w:r>
-      <w:proofErr w:type="spellStart"/>
-      <w:r>
-        <w:rPr>
-          <w:sz w:val="28"/>
-          <w:szCs w:val="28"/>
-          <w:lang w:val="ro-RO"/>
-        </w:rPr>
-        <w:t>to</w:t>
-      </w:r>
-      <w:proofErr w:type="spellEnd"/>
-      <w:r>
-        <w:rPr>
-          <w:sz w:val="28"/>
-          <w:szCs w:val="28"/>
-          <w:lang w:val="ro-RO"/>
-        </w:rPr>
-        <w:t xml:space="preserve"> </w:t>
-      </w:r>
-      <w:proofErr w:type="spellStart"/>
-      <w:r>
-        <w:rPr>
-          <w:sz w:val="28"/>
-          <w:szCs w:val="28"/>
-          <w:lang w:val="ro-RO"/>
-        </w:rPr>
-        <w:t>Kali</w:t>
-      </w:r>
-      <w:proofErr w:type="spellEnd"/>
+    </w:p>
+    <w:p>
+      <w:pPr>
+        <w:spacing w:line="360" w:lineRule="auto"/>
+        <w:rPr>
+          <w:sz w:val="28"/>
+          <w:szCs w:val="28"/>
+          <w:lang w:val="ro-RO"/>
+        </w:rPr>
+      </w:pPr>
+    </w:p>
+    <w:p>
+      <w:pPr>
+        <w:spacing w:line="360" w:lineRule="auto"/>
+        <w:rPr>
+          <w:sz w:val="28"/>
+          <w:szCs w:val="28"/>
+          <w:lang w:val="ro-RO"/>
+        </w:rPr>
+      </w:pPr>
+    </w:p>
+    <w:p>
+      <w:pPr>
+        <w:spacing w:line="360" w:lineRule="auto"/>
+        <w:rPr>
+          <w:sz w:val="28"/>
+          <w:szCs w:val="28"/>
+          <w:lang w:val="ro-RO"/>
+        </w:rPr>
+      </w:pPr>
+    </w:p>
+    <w:p>
+      <w:pPr>
+        <w:spacing w:line="360" w:lineRule="auto"/>
+        <w:rPr>
+          <w:sz w:val="28"/>
+          <w:szCs w:val="28"/>
+          <w:lang w:val="ro-RO"/>
+        </w:rPr>
+      </w:pPr>
+    </w:p>
+    <w:p>
+      <w:pPr>
+        <w:spacing w:line="360" w:lineRule="auto"/>
+        <w:rPr>
+          <w:sz w:val="28"/>
+          <w:szCs w:val="28"/>
+          <w:lang w:val="ro-RO"/>
+        </w:rPr>
+      </w:pPr>
+    </w:p>
+    <w:p>
+      <w:pPr>
+        <w:spacing w:line="360" w:lineRule="auto"/>
+        <w:jc w:val="center"/>
+        <w:rPr>
+          <w:sz w:val="28"/>
+          <w:szCs w:val="28"/>
+          <w:lang w:val="ro-RO"/>
+        </w:rPr>
+      </w:pPr>
+    </w:p>
+    <w:p>
+      <w:pPr>
+        <w:spacing w:line="360" w:lineRule="auto"/>
+        <w:jc w:val="center"/>
+        <w:rPr>
+          <w:sz w:val="28"/>
+          <w:szCs w:val="28"/>
+          <w:lang w:val="ro-RO"/>
+        </w:rPr>
+      </w:pPr>
+      <w:r>
+        <w:rPr>
+          <w:sz w:val="28"/>
+          <w:szCs w:val="28"/>
+          <w:lang w:val="ro-RO"/>
+        </w:rPr>
+        <w:t>Ubuntu to Kali</w:t>
+      </w:r>
     </w:p>
     <w:p>
       <w:pPr>
@@ -4137,10 +5012,122 @@
         <w:rPr>
           <w:noProof/>
         </w:rPr>
+        <mc:AlternateContent>
+          <mc:Choice Requires="wps">
+            <w:drawing>
+              <wp:anchor distT="0" distB="0" distL="114300" distR="114300" simplePos="0" relativeHeight="251694080" behindDoc="0" locked="0" layoutInCell="1" allowOverlap="1" wp14:anchorId="0C8DE25C" wp14:editId="2CF0CB2A">
+                <wp:simplePos x="0" y="0"/>
+                <wp:positionH relativeFrom="column">
+                  <wp:posOffset>935990</wp:posOffset>
+                </wp:positionH>
+                <wp:positionV relativeFrom="paragraph">
+                  <wp:posOffset>1939290</wp:posOffset>
+                </wp:positionV>
+                <wp:extent cx="4810125" cy="635"/>
+                <wp:effectExtent l="0" t="0" r="0" b="0"/>
+                <wp:wrapSquare wrapText="bothSides"/>
+                <wp:docPr id="24" name="Text Box 24"/>
+                <wp:cNvGraphicFramePr/>
+                <a:graphic xmlns:a="http://schemas.openxmlformats.org/drawingml/2006/main">
+                  <a:graphicData uri="http://schemas.microsoft.com/office/word/2010/wordprocessingShape">
+                    <wps:wsp>
+                      <wps:cNvSpPr txBox="1"/>
+                      <wps:spPr>
+                        <a:xfrm>
+                          <a:off x="0" y="0"/>
+                          <a:ext cx="4810125" cy="635"/>
+                        </a:xfrm>
+                        <a:prstGeom prst="rect">
+                          <a:avLst/>
+                        </a:prstGeom>
+                        <a:solidFill>
+                          <a:prstClr val="white"/>
+                        </a:solidFill>
+                        <a:ln>
+                          <a:noFill/>
+                        </a:ln>
+                      </wps:spPr>
+                      <wps:txbx>
+                        <w:txbxContent>
+                          <w:p>
+                            <w:pPr>
+                              <w:pStyle w:val="Caption"/>
+                              <w:jc w:val="center"/>
+                              <w:rPr>
+                                <w:noProof/>
+                                <w:sz w:val="24"/>
+                                <w:szCs w:val="24"/>
+                                <w:lang w:val="ro-RO"/>
+                              </w:rPr>
+                            </w:pPr>
+                            <w:r>
+                              <w:rPr>
+                                <w:lang w:val="ro-RO"/>
+                              </w:rPr>
+                              <w:t>Figura 12. Ping din terminalul Ubuntu către mașina virtuală Kali</w:t>
+                            </w:r>
+                          </w:p>
+                        </w:txbxContent>
+                      </wps:txbx>
+                      <wps:bodyPr rot="0" spcFirstLastPara="0" vertOverflow="overflow" horzOverflow="overflow" vert="horz" wrap="square" lIns="0" tIns="0" rIns="0" bIns="0" numCol="1" spcCol="0" rtlCol="0" fromWordArt="0" anchor="t" anchorCtr="0" forceAA="0" compatLnSpc="1">
+                        <a:prstTxWarp prst="textNoShape">
+                          <a:avLst/>
+                        </a:prstTxWarp>
+                        <a:spAutoFit/>
+                      </wps:bodyPr>
+                    </wps:wsp>
+                  </a:graphicData>
+                </a:graphic>
+              </wp:anchor>
+            </w:drawing>
+          </mc:Choice>
+          <mc:Fallback>
+            <w:pict>
+              <v:shape w14:anchorId="0C8DE25C" id="Text Box 24" o:spid="_x0000_s1037" type="#_x0000_t202" style="position:absolute;margin-left:73.7pt;margin-top:152.7pt;width:378.75pt;height:.05pt;z-index:251694080;visibility:visible;mso-wrap-style:square;mso-wrap-distance-left:9pt;mso-wrap-distance-top:0;mso-wrap-distance-right:9pt;mso-wrap-distance-bottom:0;mso-position-horizontal:absolute;mso-position-horizontal-relative:text;mso-position-vertical:absolute;mso-position-vertical-relative:text;v-text-anchor:top" o:gfxdata="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" stroked="f">
+                <v:textbox style="mso-fit-shape-to-text:t" inset="0,0,0,0">
+                  <w:txbxContent>
+                    <w:p>
+                      <w:pPr>
+                        <w:pStyle w:val="Caption"/>
+                        <w:jc w:val="center"/>
+                        <w:rPr>
+                          <w:noProof/>
+                          <w:sz w:val="24"/>
+                          <w:szCs w:val="24"/>
+                          <w:lang w:val="ro-RO"/>
+                        </w:rPr>
+                      </w:pPr>
+                      <w:r>
+                        <w:rPr>
+                          <w:lang w:val="ro-RO"/>
+                        </w:rPr>
+                        <w:t>Figura 12. Ping din terminalul Ubuntu către mașina virtuală Kali</w:t>
+                      </w:r>
+                    </w:p>
+                  </w:txbxContent>
+                </v:textbox>
+                <w10:wrap type="square"/>
+              </v:shape>
+            </w:pict>
+          </mc:Fallback>
+        </mc:AlternateContent>
+      </w:r>
+      <w:r>
+        <w:rPr>
+          <w:noProof/>
+        </w:rPr>
         <w:drawing>
-          <wp:inline distT="0" distB="0" distL="0" distR="0" wp14:anchorId="2BB28501" wp14:editId="7AA5455C">
+          <wp:anchor distT="0" distB="0" distL="114300" distR="114300" simplePos="0" relativeHeight="251689984" behindDoc="0" locked="0" layoutInCell="1" allowOverlap="1" wp14:anchorId="2BB28501" wp14:editId="16B800DE">
+            <wp:simplePos x="0" y="0"/>
+            <wp:positionH relativeFrom="margin">
+              <wp:align>center</wp:align>
+            </wp:positionH>
+            <wp:positionV relativeFrom="paragraph">
+              <wp:posOffset>72390</wp:posOffset>
+            </wp:positionV>
             <wp:extent cx="4810125" cy="1809750"/>
             <wp:effectExtent l="0" t="0" r="9525" b="0"/>
+            <wp:wrapSquare wrapText="bothSides"/>
             <wp:docPr id="17" name="Picture 17"/>
             <wp:cNvGraphicFramePr>
               <a:graphicFrameLocks xmlns:a="http://schemas.openxmlformats.org/drawingml/2006/main" noChangeAspect="1"/>
@@ -4153,7 +5140,13 @@
                     <pic:cNvPicPr/>
                   </pic:nvPicPr>
                   <pic:blipFill>
-                    <a:blip r:embed="rId18"/>
+                    <a:blip r:embed="rId18">
+                      <a:extLst>
+                        <a:ext uri="{28A0092B-C50C-407E-A947-70E740481C1C}">
+                          <a14:useLocalDpi xmlns:a14="http://schemas.microsoft.com/office/drawing/2010/main" val="0"/>
+                        </a:ext>
+                      </a:extLst>
+                    </a:blip>
                     <a:stretch>
                       <a:fillRect/>
                     </a:stretch>
@@ -4170,7 +5163,7 @@
                 </pic:pic>
               </a:graphicData>
             </a:graphic>
-          </wp:inline>
+          </wp:anchor>
         </w:drawing>
       </w:r>
     </w:p>
@@ -4225,15 +5218,76 @@
           <w:lang w:val="ro-RO"/>
         </w:rPr>
       </w:pPr>
-      <w:r>
-        <w:rPr>
-          <w:b/>
-          <w:bCs/>
-          <w:sz w:val="28"/>
-          <w:szCs w:val="28"/>
-          <w:lang w:val="ro-RO"/>
-        </w:rPr>
-        <w:t>CONCLUZII</w:t>
+    </w:p>
+    <w:p>
+      <w:pPr>
+        <w:spacing w:line="360" w:lineRule="auto"/>
+        <w:jc w:val="center"/>
+        <w:rPr>
+          <w:b/>
+          <w:bCs/>
+          <w:sz w:val="28"/>
+          <w:szCs w:val="28"/>
+          <w:lang w:val="ro-RO"/>
+        </w:rPr>
+      </w:pPr>
+    </w:p>
+    <w:p>
+      <w:pPr>
+        <w:spacing w:line="360" w:lineRule="auto"/>
+        <w:jc w:val="center"/>
+        <w:rPr>
+          <w:b/>
+          <w:bCs/>
+          <w:sz w:val="28"/>
+          <w:szCs w:val="28"/>
+          <w:lang w:val="ro-RO"/>
+        </w:rPr>
+      </w:pPr>
+    </w:p>
+    <w:p>
+      <w:pPr>
+        <w:spacing w:line="360" w:lineRule="auto"/>
+        <w:rPr>
+          <w:b/>
+          <w:bCs/>
+          <w:sz w:val="28"/>
+          <w:szCs w:val="28"/>
+          <w:lang w:val="ro-RO"/>
+        </w:rPr>
+      </w:pPr>
+    </w:p>
+    <w:p>
+      <w:pPr>
+        <w:spacing w:line="360" w:lineRule="auto"/>
+        <w:jc w:val="center"/>
+        <w:rPr>
+          <w:b/>
+          <w:bCs/>
+          <w:sz w:val="28"/>
+          <w:szCs w:val="28"/>
+          <w:lang w:val="ro-RO"/>
+        </w:rPr>
+      </w:pPr>
+      <w:r>
+        <w:rPr>
+          <w:b/>
+          <w:bCs/>
+          <w:sz w:val="28"/>
+          <w:szCs w:val="28"/>
+          <w:lang w:val="ro-RO"/>
+        </w:rPr>
+        <w:t>CONCLUZI</w:t>
+      </w:r>
+      <w:r>
+        <w:rPr>
+          <w:b/>
+          <w:bCs/>
+          <w:sz w:val="28"/>
+          <w:szCs w:val="28"/>
+          <w:lang w:val="ro-RO"/>
+        </w:rPr>
+        <w:t>E</w:t>
       </w:r>
     </w:p>
     <w:p>
@@ -4269,25 +5323,7 @@
           <w:szCs w:val="28"/>
           <w:lang w:val="ro-RO"/>
         </w:rPr>
-        <w:t xml:space="preserve">, reușind să setez un </w:t>
-      </w:r>
-      <w:proofErr w:type="spellStart"/>
-      <w:r>
-        <w:rPr>
-          <w:sz w:val="28"/>
-          <w:szCs w:val="28"/>
-          <w:lang w:val="ro-RO"/>
-        </w:rPr>
-        <w:t>ip</w:t>
-      </w:r>
-      <w:proofErr w:type="spellEnd"/>
-      <w:r>
-        <w:rPr>
-          <w:sz w:val="28"/>
-          <w:szCs w:val="28"/>
-          <w:lang w:val="ro-RO"/>
-        </w:rPr>
-        <w:t xml:space="preserve"> static pentru ambele mașini virtuale și să le conectez într-o rețea.</w:t>
+        <w:t>, reușind să setez un ip static pentru ambele mașini virtuale și să le conectez într-o rețea.</w:t>
       </w:r>
     </w:p>
     <w:p>
@@ -4339,270 +5375,6 @@
         <w:spacing w:line="360" w:lineRule="auto"/>
         <w:jc w:val="both"/>
         <w:rPr>
-          <w:b/>
-          <w:bCs/>
-          <w:lang w:val="ro-RO"/>
-        </w:rPr>
-      </w:pPr>
-    </w:p>
-    <w:p>
-      <w:pPr>
-        <w:spacing w:line="360" w:lineRule="auto"/>
-        <w:jc w:val="both"/>
-        <w:rPr>
-          <w:b/>
-          <w:bCs/>
-          <w:lang w:val="ro-RO"/>
-        </w:rPr>
-      </w:pPr>
-    </w:p>
-    <w:p>
-      <w:pPr>
-        <w:spacing w:line="360" w:lineRule="auto"/>
-        <w:jc w:val="both"/>
-        <w:rPr>
-          <w:b/>
-          <w:bCs/>
-          <w:lang w:val="ro-RO"/>
-        </w:rPr>
-      </w:pPr>
-    </w:p>
-    <w:p>
-      <w:pPr>
-        <w:spacing w:line="360" w:lineRule="auto"/>
-        <w:jc w:val="both"/>
-        <w:rPr>
-          <w:b/>
-          <w:bCs/>
-          <w:lang w:val="ro-RO"/>
-        </w:rPr>
-      </w:pPr>
-    </w:p>
-    <w:p>
-      <w:pPr>
-        <w:spacing w:line="360" w:lineRule="auto"/>
-        <w:jc w:val="both"/>
-        <w:rPr>
-          <w:b/>
-          <w:bCs/>
-          <w:lang w:val="ro-RO"/>
-        </w:rPr>
-      </w:pPr>
-    </w:p>
-    <w:p>
-      <w:pPr>
-        <w:spacing w:line="360" w:lineRule="auto"/>
-        <w:jc w:val="both"/>
-        <w:rPr>
-          <w:b/>
-          <w:bCs/>
-          <w:lang w:val="ro-RO"/>
-        </w:rPr>
-      </w:pPr>
-    </w:p>
-    <w:p>
-      <w:pPr>
-        <w:spacing w:line="360" w:lineRule="auto"/>
-        <w:jc w:val="both"/>
-        <w:rPr>
-          <w:b/>
-          <w:bCs/>
-          <w:lang w:val="ro-RO"/>
-        </w:rPr>
-      </w:pPr>
-    </w:p>
-    <w:p>
-      <w:pPr>
-        <w:spacing w:line="360" w:lineRule="auto"/>
-        <w:jc w:val="both"/>
-        <w:rPr>
-          <w:b/>
-          <w:bCs/>
-          <w:lang w:val="ro-RO"/>
-        </w:rPr>
-      </w:pPr>
-    </w:p>
-    <w:p>
-      <w:pPr>
-        <w:spacing w:line="360" w:lineRule="auto"/>
-        <w:jc w:val="both"/>
-        <w:rPr>
-          <w:b/>
-          <w:bCs/>
-          <w:lang w:val="ro-RO"/>
-        </w:rPr>
-      </w:pPr>
-    </w:p>
-    <w:p>
-      <w:pPr>
-        <w:spacing w:line="360" w:lineRule="auto"/>
-        <w:jc w:val="both"/>
-        <w:rPr>
-          <w:b/>
-          <w:bCs/>
-          <w:lang w:val="ro-RO"/>
-        </w:rPr>
-      </w:pPr>
-    </w:p>
-    <w:p>
-      <w:pPr>
-        <w:spacing w:line="360" w:lineRule="auto"/>
-        <w:jc w:val="both"/>
-        <w:rPr>
-          <w:b/>
-          <w:bCs/>
-          <w:lang w:val="ro-RO"/>
-        </w:rPr>
-      </w:pPr>
-    </w:p>
-    <w:p>
-      <w:pPr>
-        <w:spacing w:line="360" w:lineRule="auto"/>
-        <w:jc w:val="both"/>
-        <w:rPr>
-          <w:b/>
-          <w:bCs/>
-          <w:lang w:val="ro-RO"/>
-        </w:rPr>
-      </w:pPr>
-    </w:p>
-    <w:p>
-      <w:pPr>
-        <w:spacing w:line="360" w:lineRule="auto"/>
-        <w:jc w:val="both"/>
-        <w:rPr>
-          <w:b/>
-          <w:bCs/>
-          <w:lang w:val="ro-RO"/>
-        </w:rPr>
-      </w:pPr>
-    </w:p>
-    <w:p>
-      <w:pPr>
-        <w:spacing w:line="360" w:lineRule="auto"/>
-        <w:jc w:val="both"/>
-        <w:rPr>
-          <w:b/>
-          <w:bCs/>
-          <w:lang w:val="ro-RO"/>
-        </w:rPr>
-      </w:pPr>
-    </w:p>
-    <w:p>
-      <w:pPr>
-        <w:spacing w:line="360" w:lineRule="auto"/>
-        <w:jc w:val="both"/>
-        <w:rPr>
-          <w:b/>
-          <w:bCs/>
-          <w:lang w:val="ro-RO"/>
-        </w:rPr>
-      </w:pPr>
-    </w:p>
-    <w:p>
-      <w:pPr>
-        <w:spacing w:line="360" w:lineRule="auto"/>
-        <w:jc w:val="both"/>
-        <w:rPr>
-          <w:b/>
-          <w:bCs/>
-          <w:lang w:val="ro-RO"/>
-        </w:rPr>
-      </w:pPr>
-    </w:p>
-    <w:p>
-      <w:pPr>
-        <w:spacing w:line="360" w:lineRule="auto"/>
-        <w:jc w:val="both"/>
-        <w:rPr>
-          <w:b/>
-          <w:bCs/>
-          <w:lang w:val="ro-RO"/>
-        </w:rPr>
-      </w:pPr>
-    </w:p>
-    <w:p>
-      <w:pPr>
-        <w:spacing w:line="360" w:lineRule="auto"/>
-        <w:jc w:val="both"/>
-        <w:rPr>
-          <w:b/>
-          <w:bCs/>
-          <w:lang w:val="ro-RO"/>
-        </w:rPr>
-      </w:pPr>
-    </w:p>
-    <w:p>
-      <w:pPr>
-        <w:spacing w:line="360" w:lineRule="auto"/>
-        <w:jc w:val="both"/>
-        <w:rPr>
-          <w:b/>
-          <w:bCs/>
-          <w:lang w:val="ro-RO"/>
-        </w:rPr>
-      </w:pPr>
-    </w:p>
-    <w:p>
-      <w:pPr>
-        <w:spacing w:line="360" w:lineRule="auto"/>
-        <w:jc w:val="both"/>
-        <w:rPr>
-          <w:b/>
-          <w:bCs/>
-          <w:lang w:val="ro-RO"/>
-        </w:rPr>
-      </w:pPr>
-    </w:p>
-    <w:p>
-      <w:pPr>
-        <w:spacing w:line="360" w:lineRule="auto"/>
-        <w:jc w:val="both"/>
-        <w:rPr>
-          <w:b/>
-          <w:bCs/>
-          <w:lang w:val="ro-RO"/>
-        </w:rPr>
-      </w:pPr>
-    </w:p>
-    <w:p>
-      <w:pPr>
-        <w:spacing w:line="360" w:lineRule="auto"/>
-        <w:jc w:val="both"/>
-        <w:rPr>
-          <w:b/>
-          <w:bCs/>
-          <w:lang w:val="ro-RO"/>
-        </w:rPr>
-      </w:pPr>
-    </w:p>
-    <w:p>
-      <w:pPr>
-        <w:spacing w:line="360" w:lineRule="auto"/>
-        <w:jc w:val="both"/>
-        <w:rPr>
-          <w:b/>
-          <w:bCs/>
-          <w:lang w:val="ro-RO"/>
-        </w:rPr>
-      </w:pPr>
-    </w:p>
-    <w:p>
-      <w:pPr>
-        <w:spacing w:line="360" w:lineRule="auto"/>
-        <w:jc w:val="both"/>
-        <w:rPr>
-          <w:b/>
-          <w:bCs/>
-          <w:lang w:val="ro-RO"/>
-        </w:rPr>
-      </w:pPr>
-    </w:p>
-    <w:p>
-      <w:pPr>
-        <w:spacing w:line="360" w:lineRule="auto"/>
-        <w:jc w:val="both"/>
-        <w:rPr>
           <w:lang w:val="ro-RO"/>
         </w:rPr>
       </w:pPr>
@@ -4627,6 +5399,7 @@
           <w:szCs w:val="28"/>
           <w:lang w:val="ro-RO"/>
         </w:rPr>
+        <w:lastRenderedPageBreak/>
         <w:t>BIBLIOGRAFIE</w:t>
       </w:r>
     </w:p>
@@ -6283,6 +7056,25 @@
       <w:szCs w:val="20"/>
     </w:rPr>
   </w:style>
+  <w:style w:type="paragraph" w:styleId="Caption">
+    <w:name w:val="caption"/>
+    <w:basedOn w:val="Normal"/>
+    <w:next w:val="Normal"/>
+    <w:uiPriority w:val="35"/>
+    <w:unhideWhenUsed/>
+    <w:qFormat/>
+    <w:rsid w:val="0066279C"/>
+    <w:pPr>
+      <w:spacing w:after="200"/>
+    </w:pPr>
+    <w:rPr>
+      <w:i/>
+      <w:iCs/>
+      <w:color w:val="44546A" w:themeColor="text2"/>
+      <w:sz w:val="18"/>
+      <w:szCs w:val="18"/>
+    </w:rPr>
+  </w:style>
 </w:styles>
 </file>
 
